--- a/Etat de l'art/EtatDeL'art/Les idées et  types.docx
+++ b/Etat de l'art/EtatDeL'art/Les idées et  types.docx
@@ -235,6 +235,7 @@
         <w:rPr>
           <w:b/>
           <w:bCs/>
+          <w:lang w:val="fr-FR"/>
         </w:rPr>
         <w:t>CADSpotting</w:t>
       </w:r>
@@ -243,6 +244,7 @@
         <w:rPr>
           <w:b/>
           <w:bCs/>
+          <w:lang w:val="fr-FR"/>
         </w:rPr>
         <w:t xml:space="preserve">: </w:t>
       </w:r>
@@ -251,6 +253,7 @@
         <w:rPr>
           <w:b/>
           <w:bCs/>
+          <w:lang w:val="fr-FR"/>
         </w:rPr>
         <w:t>Robust</w:t>
       </w:r>
@@ -259,6 +262,7 @@
         <w:rPr>
           <w:b/>
           <w:bCs/>
+          <w:lang w:val="fr-FR"/>
         </w:rPr>
         <w:t xml:space="preserve"> </w:t>
       </w:r>
@@ -267,6 +271,7 @@
         <w:rPr>
           <w:b/>
           <w:bCs/>
+          <w:lang w:val="fr-FR"/>
         </w:rPr>
         <w:t>Panoptic</w:t>
       </w:r>
@@ -275,50 +280,28 @@
         <w:rPr>
           <w:b/>
           <w:bCs/>
-        </w:rPr>
-        <w:t xml:space="preserve"> Symbol Spotting </w:t>
+          <w:lang w:val="fr-FR"/>
+        </w:rPr>
+        <w:t xml:space="preserve"> Symbol Spotting on Large-</w:t>
       </w:r>
       <w:proofErr w:type="spellStart"/>
       <w:r>
         <w:rPr>
           <w:b/>
           <w:bCs/>
-        </w:rPr>
-        <w:t>on</w:t>
+          <w:lang w:val="fr-FR"/>
+        </w:rPr>
+        <w:t>Scale</w:t>
       </w:r>
       <w:proofErr w:type="spellEnd"/>
       <w:r>
         <w:rPr>
           <w:b/>
           <w:bCs/>
-        </w:rPr>
-        <w:t xml:space="preserve"> </w:t>
-      </w:r>
-      <w:proofErr w:type="spellStart"/>
-      <w:r>
-        <w:rPr>
-          <w:b/>
-          <w:bCs/>
-        </w:rPr>
-        <w:t>Large-Scale</w:t>
-      </w:r>
-      <w:proofErr w:type="spellEnd"/>
-      <w:r>
-        <w:rPr>
-          <w:b/>
-          <w:bCs/>
-        </w:rPr>
-        <w:t xml:space="preserve"> CAD </w:t>
-      </w:r>
-      <w:proofErr w:type="spellStart"/>
-      <w:r>
-        <w:rPr>
-          <w:b/>
-          <w:bCs/>
-        </w:rPr>
-        <w:t>Drawings</w:t>
-      </w:r>
-      <w:proofErr w:type="spellEnd"/>
+          <w:lang w:val="fr-FR"/>
+        </w:rPr>
+        <w:t xml:space="preserve"> CAD Drawings</w:t>
+      </w:r>
       <w:r>
         <w:rPr>
           <w:lang w:val="fr-FR"/>
@@ -331,19 +314,7 @@
           <w:lang w:val="fr-FR"/>
         </w:rPr>
         <w:br/>
-        <w:t xml:space="preserve">L’idée qu’ont eue les chercheurs est de transformer les lignes des dessins en nuages de points afin de pouvoir utiliser un encodeur PTv3 (Point Transformer v3) couplé à un décodeur Transformer pour produire une carte panoptique, qui servira de base à la reconstruction d’un plan </w:t>
-      </w:r>
-      <w:r>
-        <w:rPr>
-          <w:lang w:val="fr-FR"/>
-        </w:rPr>
-        <w:t>semi-</w:t>
-      </w:r>
-      <w:r>
-        <w:rPr>
-          <w:lang w:val="fr-FR"/>
-        </w:rPr>
-        <w:t>3D.</w:t>
+        <w:t>L’idée qu’ont eue les chercheurs est de transformer les lignes des dessins en nuages de points afin de pouvoir utiliser un encodeur PTv3 (Point Transformer v3) couplé à un décodeur Transformer pour produire une carte panoptique, qui servira de base à la reconstruction d’un plan semi-3D.</w:t>
       </w:r>
     </w:p>
     <w:p>
@@ -439,19 +410,7 @@
         <w:rPr>
           <w:lang w:val="fr-FR"/>
         </w:rPr>
-        <w:t>Les limites se situent dans la qualité des plans 3D générés</w:t>
-      </w:r>
-      <w:r>
-        <w:rPr>
-          <w:lang w:val="fr-FR"/>
-        </w:rPr>
-        <w:t xml:space="preserve">, </w:t>
-      </w:r>
-      <w:r>
-        <w:rPr>
-          <w:lang w:val="fr-FR"/>
-        </w:rPr>
-        <w:t>en effet cela permet d’obtenir une bonne vue d’ensemble de l’étage, et la principale avancée de ce projet réside dans la reconnaissance des portes et des fenêtres, qui sont placées et orientées de manière cohérente avec le plan d’origine.</w:t>
+        <w:t>Les limites se situent dans la qualité des plans 3D générés, en effet cela permet d’obtenir une bonne vue d’ensemble de l’étage, et la principale avancée de ce projet réside dans la reconnaissance des portes et des fenêtres, qui sont placées et orientées de manière cohérente avec le plan d’origine.</w:t>
       </w:r>
       <w:r>
         <w:rPr>
@@ -486,130 +445,16 @@
       <w:pPr>
         <w:rPr>
           <w:rStyle w:val="lev"/>
-          <w:lang w:val="fr-FR"/>
-        </w:rPr>
-      </w:pPr>
-      <w:proofErr w:type="spellStart"/>
+          <w:lang w:val="en-US"/>
+        </w:rPr>
+      </w:pPr>
       <w:r>
         <w:rPr>
           <w:rStyle w:val="lev"/>
-          <w:lang w:val="fr-FR"/>
-        </w:rPr>
-        <w:t>Enhanced</w:t>
-      </w:r>
-      <w:proofErr w:type="spellEnd"/>
-      <w:r>
-        <w:rPr>
-          <w:rStyle w:val="lev"/>
-          <w:lang w:val="fr-FR"/>
-        </w:rPr>
-        <w:t xml:space="preserve"> </w:t>
-      </w:r>
-      <w:proofErr w:type="spellStart"/>
-      <w:r>
-        <w:rPr>
-          <w:rStyle w:val="lev"/>
-          <w:lang w:val="fr-FR"/>
-        </w:rPr>
-        <w:t>Automated</w:t>
-      </w:r>
-      <w:proofErr w:type="spellEnd"/>
-      <w:r>
-        <w:rPr>
-          <w:rStyle w:val="lev"/>
-          <w:lang w:val="fr-FR"/>
-        </w:rPr>
-        <w:t xml:space="preserve"> Construction </w:t>
-      </w:r>
-      <w:proofErr w:type="spellStart"/>
-      <w:r>
-        <w:rPr>
-          <w:rStyle w:val="lev"/>
-          <w:lang w:val="fr-FR"/>
-        </w:rPr>
-        <w:t>Quantity</w:t>
-      </w:r>
-      <w:proofErr w:type="spellEnd"/>
-      <w:r>
-        <w:rPr>
-          <w:rStyle w:val="lev"/>
-          <w:lang w:val="fr-FR"/>
-        </w:rPr>
-        <w:t xml:space="preserve"> </w:t>
-      </w:r>
-      <w:proofErr w:type="gramStart"/>
-      <w:r>
-        <w:rPr>
-          <w:rStyle w:val="lev"/>
-          <w:lang w:val="fr-FR"/>
-        </w:rPr>
-        <w:t>Takeoff:</w:t>
-      </w:r>
-      <w:proofErr w:type="gramEnd"/>
-      <w:r>
-        <w:rPr>
-          <w:rStyle w:val="lev"/>
-          <w:lang w:val="fr-FR"/>
-        </w:rPr>
-        <w:t xml:space="preserve"> </w:t>
-      </w:r>
-      <w:proofErr w:type="spellStart"/>
-      <w:r>
-        <w:rPr>
-          <w:rStyle w:val="lev"/>
-          <w:lang w:val="fr-FR"/>
-        </w:rPr>
-        <w:t>Integrating</w:t>
-      </w:r>
-      <w:proofErr w:type="spellEnd"/>
-      <w:r>
-        <w:rPr>
-          <w:rStyle w:val="lev"/>
-          <w:lang w:val="fr-FR"/>
-        </w:rPr>
-        <w:t xml:space="preserve"> </w:t>
-      </w:r>
-      <w:proofErr w:type="spellStart"/>
-      <w:r>
-        <w:rPr>
-          <w:rStyle w:val="lev"/>
-          <w:lang w:val="fr-FR"/>
-        </w:rPr>
-        <w:t>LLMs</w:t>
-      </w:r>
-      <w:proofErr w:type="spellEnd"/>
-      <w:r>
-        <w:rPr>
-          <w:rStyle w:val="lev"/>
-          <w:lang w:val="fr-FR"/>
-        </w:rPr>
-        <w:t xml:space="preserve"> with Data Extraction, Symbol Mapping, and Rule-</w:t>
-      </w:r>
-      <w:proofErr w:type="spellStart"/>
-      <w:r>
-        <w:rPr>
-          <w:rStyle w:val="lev"/>
-          <w:lang w:val="fr-FR"/>
-        </w:rPr>
-        <w:t>based</w:t>
-      </w:r>
-      <w:proofErr w:type="spellEnd"/>
-      <w:r>
-        <w:rPr>
-          <w:rStyle w:val="lev"/>
-          <w:lang w:val="fr-FR"/>
-        </w:rPr>
-        <w:t xml:space="preserve"> </w:t>
-      </w:r>
-      <w:proofErr w:type="spellStart"/>
-      <w:r>
-        <w:rPr>
-          <w:rStyle w:val="lev"/>
-          <w:lang w:val="fr-FR"/>
-        </w:rPr>
-        <w:t>Reasoning</w:t>
-      </w:r>
-      <w:proofErr w:type="spellEnd"/>
+          <w:lang w:val="en-US"/>
+        </w:rPr>
+        <w:t>Enhanced Automated Construction Quantity Takeoff: Integrating LLMs with Data Extraction, Symbol Mapping, and Rule-based Reasoning</w:t>
+      </w:r>
     </w:p>
     <w:p>
       <w:pPr>
@@ -623,6 +468,11 @@
         </w:rPr>
         <w:lastRenderedPageBreak/>
         <w:br/>
+      </w:r>
+      <w:r>
+        <w:rPr>
+          <w:lang w:val="fr-FR"/>
+        </w:rPr>
         <w:t xml:space="preserve">Le sujet traite de l’utilisation de </w:t>
       </w:r>
       <w:r>
@@ -649,19 +499,7 @@
         <w:rPr>
           <w:lang w:val="fr-FR"/>
         </w:rPr>
-        <w:t xml:space="preserve"> Takeoff (QTO) de chantier quand le format BIM n’est pas disponible</w:t>
-      </w:r>
-      <w:r>
-        <w:rPr>
-          <w:lang w:val="fr-FR"/>
-        </w:rPr>
-        <w:t xml:space="preserve"> </w:t>
-      </w:r>
-      <w:r>
-        <w:rPr>
-          <w:lang w:val="fr-FR"/>
-        </w:rPr>
-        <w:t>Dans ce cas, il faut exploiter des plans 2D ainsi que des documents liés au chantier, ce qui est généralement chronophage et sujet à des erreurs humaines. C’est dans ce contexte que les chercheurs ont cherché à exploiter le plus d’informations possibles à leur disposition.</w:t>
+        <w:t xml:space="preserve"> Takeoff (QTO) de chantier quand le format BIM n’est pas disponible Dans ce cas, il faut exploiter des plans 2D ainsi que des documents liés au chantier, ce qui est généralement chronophage et sujet à des erreurs humaines. C’est dans ce contexte que les chercheurs ont cherché à exploiter le plus d’informations possibles à leur disposition.</w:t>
       </w:r>
       <w:r>
         <w:rPr>
@@ -736,6 +574,8 @@
       <w:pPr>
         <w:rPr>
           <w:rFonts w:ascii="Helvetica" w:hAnsi="Helvetica" w:cs="Helvetica"/>
+          <w:b/>
+          <w:bCs/>
           <w:color w:val="282828"/>
           <w:sz w:val="36"/>
           <w:szCs w:val="36"/>
@@ -746,6 +586,8 @@
       <w:r>
         <w:rPr>
           <w:rFonts w:ascii="Helvetica" w:hAnsi="Helvetica" w:cs="Helvetica"/>
+          <w:b/>
+          <w:bCs/>
           <w:color w:val="282828"/>
           <w:sz w:val="36"/>
           <w:szCs w:val="36"/>
@@ -792,6 +634,7 @@
           <w:lang w:val="fr-FR" w:eastAsia="en-US"/>
           <w14:ligatures w14:val="standardContextual"/>
         </w:rPr>
+        <w:lastRenderedPageBreak/>
         <w:t xml:space="preserve">C’est dans ce contexte que les auteurs ont développé </w:t>
       </w:r>
       <w:proofErr w:type="spellStart"/>
@@ -832,29 +675,29 @@
           <w:lang w:val="fr-FR" w:eastAsia="en-US"/>
           <w14:ligatures w14:val="standardContextual"/>
         </w:rPr>
-        <w:t xml:space="preserve"> et des algorithmes de segmentation d’image, conçu pour extraire </w:t>
-      </w:r>
-      <w:r>
+        <w:t xml:space="preserve"> et des algorithmes de segmentation d’image, conçu pour extraire automatiquement les informations textuelles et symboliques des dessins mécaniques (dimensions, tolérances, annotations, cadres de contrôle, etc.).</w:t>
+      </w:r>
+    </w:p>
+    <w:p>
+      <w:pPr>
+        <w:pStyle w:val="NormalWeb"/>
         <w:rPr>
           <w:rFonts w:asciiTheme="minorHAnsi" w:eastAsiaTheme="minorHAnsi" w:hAnsiTheme="minorHAnsi" w:cstheme="minorBidi"/>
           <w:kern w:val="2"/>
           <w:lang w:val="fr-FR" w:eastAsia="en-US"/>
           <w14:ligatures w14:val="standardContextual"/>
         </w:rPr>
-        <w:lastRenderedPageBreak/>
-        <w:t>automatiquement les informations textuelles et symboliques des dessins mécaniques (dimensions, tolérances, annotations, cadres de contrôle, etc.).</w:t>
-      </w:r>
-    </w:p>
-    <w:p>
-      <w:pPr>
-        <w:pStyle w:val="NormalWeb"/>
+      </w:pPr>
+      <w:r>
         <w:rPr>
           <w:rFonts w:asciiTheme="minorHAnsi" w:eastAsiaTheme="minorHAnsi" w:hAnsiTheme="minorHAnsi" w:cstheme="minorBidi"/>
           <w:kern w:val="2"/>
           <w:lang w:val="fr-FR" w:eastAsia="en-US"/>
           <w14:ligatures w14:val="standardContextual"/>
         </w:rPr>
-      </w:pPr>
+        <w:t xml:space="preserve">Le système </w:t>
+      </w:r>
+      <w:proofErr w:type="spellStart"/>
       <w:r>
         <w:rPr>
           <w:rFonts w:asciiTheme="minorHAnsi" w:eastAsiaTheme="minorHAnsi" w:hAnsiTheme="minorHAnsi" w:cstheme="minorBidi"/>
@@ -862,9 +705,9 @@
           <w:lang w:val="fr-FR" w:eastAsia="en-US"/>
           <w14:ligatures w14:val="standardContextual"/>
         </w:rPr>
-        <w:t xml:space="preserve">Le système </w:t>
-      </w:r>
-      <w:proofErr w:type="spellStart"/>
+        <w:t>eDOCr</w:t>
+      </w:r>
+      <w:proofErr w:type="spellEnd"/>
       <w:r>
         <w:rPr>
           <w:rFonts w:asciiTheme="minorHAnsi" w:eastAsiaTheme="minorHAnsi" w:hAnsiTheme="minorHAnsi" w:cstheme="minorBidi"/>
@@ -872,29 +715,28 @@
           <w:lang w:val="fr-FR" w:eastAsia="en-US"/>
           <w14:ligatures w14:val="standardContextual"/>
         </w:rPr>
-        <w:t>eDOCr</w:t>
-      </w:r>
-      <w:proofErr w:type="spellEnd"/>
-      <w:r>
+        <w:t xml:space="preserve"> suit une architecture en cinq grandes étapes successives :</w:t>
+      </w:r>
+    </w:p>
+    <w:p>
+      <w:pPr>
+        <w:pStyle w:val="NormalWeb"/>
         <w:rPr>
           <w:rFonts w:asciiTheme="minorHAnsi" w:eastAsiaTheme="minorHAnsi" w:hAnsiTheme="minorHAnsi" w:cstheme="minorBidi"/>
           <w:kern w:val="2"/>
           <w:lang w:val="fr-FR" w:eastAsia="en-US"/>
           <w14:ligatures w14:val="standardContextual"/>
         </w:rPr>
-        <w:t xml:space="preserve"> suit une architecture en cinq grandes étapes successives :</w:t>
-      </w:r>
-    </w:p>
-    <w:p>
-      <w:pPr>
-        <w:pStyle w:val="NormalWeb"/>
+      </w:pPr>
+      <w:r>
         <w:rPr>
           <w:rFonts w:asciiTheme="minorHAnsi" w:eastAsiaTheme="minorHAnsi" w:hAnsiTheme="minorHAnsi" w:cstheme="minorBidi"/>
           <w:kern w:val="2"/>
           <w:lang w:val="fr-FR" w:eastAsia="en-US"/>
           <w14:ligatures w14:val="standardContextual"/>
         </w:rPr>
-      </w:pPr>
+        <w:t>D’abord, la segmentation d’image permet d’isoler les différentes zones du dessin technique, en distinguant les blocs d’informations, les cadres de tolérance et les zones contenant les dimensions.</w:t>
+      </w:r>
       <w:r>
         <w:rPr>
           <w:rFonts w:asciiTheme="minorHAnsi" w:eastAsiaTheme="minorHAnsi" w:hAnsiTheme="minorHAnsi" w:cstheme="minorBidi"/>
@@ -902,7 +744,8 @@
           <w:lang w:val="fr-FR" w:eastAsia="en-US"/>
           <w14:ligatures w14:val="standardContextual"/>
         </w:rPr>
-        <w:t>D’abord, la segmentation d’image permet d’isoler les différentes zones du dessin technique, en distinguant les blocs d’informations, les cadres de tolérance et les zones contenant les dimensions.</w:t>
+        <w:br/>
+        <w:t>Ensuite, le pipeline “Information Block” extrait et reconnaît le texte présent dans les tableaux de métadonnées, tels que les matériaux, les tolérances générales ou les références de pièce.</w:t>
       </w:r>
       <w:r>
         <w:rPr>
@@ -912,8 +755,9 @@
           <w14:ligatures w14:val="standardContextual"/>
         </w:rPr>
         <w:br/>
-        <w:t>Ensuite, le pipeline “Information Block” extrait et reconnaît le texte présent dans les tableaux de métadonnées, tels que les matériaux, les tolérances générales ou les références de pièce.</w:t>
-      </w:r>
+        <w:t>Le pipeline “GD&amp;T” prend ensuite en charge la lecture et l’interprétation des symboles normalisés liés aux tolérances géométriques (</w:t>
+      </w:r>
+      <w:proofErr w:type="spellStart"/>
       <w:r>
         <w:rPr>
           <w:rFonts w:asciiTheme="minorHAnsi" w:eastAsiaTheme="minorHAnsi" w:hAnsiTheme="minorHAnsi" w:cstheme="minorBidi"/>
@@ -921,10 +765,9 @@
           <w:lang w:val="fr-FR" w:eastAsia="en-US"/>
           <w14:ligatures w14:val="standardContextual"/>
         </w:rPr>
-        <w:br/>
-        <w:t>Le pipeline “GD&amp;T” prend ensuite en charge la lecture et l’interprétation des symboles normalisés liés aux tolérances géométriques (</w:t>
-      </w:r>
-      <w:proofErr w:type="spellStart"/>
+        <w:t>Feature</w:t>
+      </w:r>
+      <w:proofErr w:type="spellEnd"/>
       <w:r>
         <w:rPr>
           <w:rFonts w:asciiTheme="minorHAnsi" w:eastAsiaTheme="minorHAnsi" w:hAnsiTheme="minorHAnsi" w:cstheme="minorBidi"/>
@@ -932,9 +775,8 @@
           <w:lang w:val="fr-FR" w:eastAsia="en-US"/>
           <w14:ligatures w14:val="standardContextual"/>
         </w:rPr>
-        <w:t>Feature</w:t>
-      </w:r>
-      <w:proofErr w:type="spellEnd"/>
+        <w:t xml:space="preserve"> Control Frames), essentiels pour le contrôle qualité.</w:t>
+      </w:r>
       <w:r>
         <w:rPr>
           <w:rFonts w:asciiTheme="minorHAnsi" w:eastAsiaTheme="minorHAnsi" w:hAnsiTheme="minorHAnsi" w:cstheme="minorBidi"/>
@@ -942,7 +784,8 @@
           <w:lang w:val="fr-FR" w:eastAsia="en-US"/>
           <w14:ligatures w14:val="standardContextual"/>
         </w:rPr>
-        <w:t xml:space="preserve"> Control Frames), essentiels pour le contrôle qualité.</w:t>
+        <w:br/>
+        <w:t>Puis, le pipeline “Dimension” détecte les cotes numériques, identifie les tolérances associées et vérifie leur cohérence à l’aide d’algorithmes de post-traitement.</w:t>
       </w:r>
       <w:r>
         <w:rPr>
@@ -952,69 +795,69 @@
           <w14:ligatures w14:val="standardContextual"/>
         </w:rPr>
         <w:br/>
-        <w:t>Puis, le pipeline “Dimension” détecte les cotes numériques, identifie les tolérances associées et vérifie leur cohérence à l’aide d’algorithmes de post-traitement.</w:t>
-      </w:r>
-      <w:r>
+        <w:t>Enfin, la phase de génération de sortie compile toutes les informations reconnues dans des fichiers structurés (.csv) et produit une image masquée du plan, où chaque élément détecté est mis en évidence pour faciliter la vérification visuelle.</w:t>
+      </w:r>
+    </w:p>
+    <w:p>
+      <w:pPr>
+        <w:pStyle w:val="NormalWeb"/>
         <w:rPr>
           <w:rFonts w:asciiTheme="minorHAnsi" w:eastAsiaTheme="minorHAnsi" w:hAnsiTheme="minorHAnsi" w:cstheme="minorBidi"/>
           <w:kern w:val="2"/>
           <w:lang w:val="fr-FR" w:eastAsia="en-US"/>
           <w14:ligatures w14:val="standardContextual"/>
         </w:rPr>
-        <w:br/>
-        <w:t>Enfin, la phase de génération de sortie compile toutes les informations reconnues dans des fichiers structurés (.csv) et produit une image masquée du plan, où chaque élément détecté est mis en évidence pour faciliter la vérification visuelle.</w:t>
-      </w:r>
-    </w:p>
-    <w:p>
-      <w:pPr>
-        <w:pStyle w:val="NormalWeb"/>
+      </w:pPr>
+      <w:r>
         <w:rPr>
           <w:rFonts w:asciiTheme="minorHAnsi" w:eastAsiaTheme="minorHAnsi" w:hAnsiTheme="minorHAnsi" w:cstheme="minorBidi"/>
           <w:kern w:val="2"/>
           <w:lang w:val="fr-FR" w:eastAsia="en-US"/>
           <w14:ligatures w14:val="standardContextual"/>
         </w:rPr>
-      </w:pPr>
-      <w:r>
+        <w:t>Les résultats expérimentaux montrent une précision et un rappel moyens de 90 %, un F1-score de 94 % et un taux d’erreur de caractères de 8 % sur des plans réels. Cela prouve que le système peut efficacement transformer des plans 2D en données numériques exploitables pour les logiciels de CAO/FAO et les processus de contrôle qualité.</w:t>
+      </w:r>
+    </w:p>
+    <w:p>
+      <w:pPr>
+        <w:pStyle w:val="NormalWeb"/>
         <w:rPr>
           <w:rFonts w:asciiTheme="minorHAnsi" w:eastAsiaTheme="minorHAnsi" w:hAnsiTheme="minorHAnsi" w:cstheme="minorBidi"/>
           <w:kern w:val="2"/>
           <w:lang w:val="fr-FR" w:eastAsia="en-US"/>
           <w14:ligatures w14:val="standardContextual"/>
         </w:rPr>
-        <w:t>Les résultats expérimentaux montrent une précision et un rappel moyens de 90 %, un F1-score de 94 % et un taux d’erreur de caractères de 8 % sur des plans réels. Cela prouve que le système peut efficacement transformer des plans 2D en données numériques exploitables pour les logiciels de CAO/FAO et les processus de contrôle qualité.</w:t>
-      </w:r>
-    </w:p>
-    <w:p>
-      <w:pPr>
-        <w:pStyle w:val="NormalWeb"/>
+      </w:pPr>
+      <w:r>
         <w:rPr>
           <w:rFonts w:asciiTheme="minorHAnsi" w:eastAsiaTheme="minorHAnsi" w:hAnsiTheme="minorHAnsi" w:cstheme="minorBidi"/>
           <w:kern w:val="2"/>
           <w:lang w:val="fr-FR" w:eastAsia="en-US"/>
           <w14:ligatures w14:val="standardContextual"/>
         </w:rPr>
-      </w:pPr>
-      <w:r>
+        <w:t>Cependant, les auteurs notent que la qualité des résultats dépend encore fortement du jeu de données d’entraînement et de la complexité des symboles mécaniques. Ils suggèrent d’enrichir la base d’entraînement avec des plans annotés réels et davantage de polices techniques.</w:t>
+      </w:r>
+    </w:p>
+    <w:p>
+      <w:pPr>
+        <w:pStyle w:val="NormalWeb"/>
         <w:rPr>
           <w:rFonts w:asciiTheme="minorHAnsi" w:eastAsiaTheme="minorHAnsi" w:hAnsiTheme="minorHAnsi" w:cstheme="minorBidi"/>
           <w:kern w:val="2"/>
           <w:lang w:val="fr-FR" w:eastAsia="en-US"/>
           <w14:ligatures w14:val="standardContextual"/>
         </w:rPr>
-        <w:t>Cependant, les auteurs notent que la qualité des résultats dépend encore fortement du jeu de données d’entraînement et de la complexité des symboles mécaniques. Ils suggèrent d’enrichir la base d’entraînement avec des plans annotés réels et davantage de polices techniques.</w:t>
-      </w:r>
-    </w:p>
-    <w:p>
-      <w:pPr>
-        <w:pStyle w:val="NormalWeb"/>
+      </w:pPr>
+      <w:r>
         <w:rPr>
           <w:rFonts w:asciiTheme="minorHAnsi" w:eastAsiaTheme="minorHAnsi" w:hAnsiTheme="minorHAnsi" w:cstheme="minorBidi"/>
           <w:kern w:val="2"/>
           <w:lang w:val="fr-FR" w:eastAsia="en-US"/>
           <w14:ligatures w14:val="standardContextual"/>
         </w:rPr>
-      </w:pPr>
+        <w:t xml:space="preserve">En résumé, </w:t>
+      </w:r>
+      <w:proofErr w:type="spellStart"/>
       <w:r>
         <w:rPr>
           <w:rFonts w:asciiTheme="minorHAnsi" w:eastAsiaTheme="minorHAnsi" w:hAnsiTheme="minorHAnsi" w:cstheme="minorBidi"/>
@@ -1022,9 +865,9 @@
           <w:lang w:val="fr-FR" w:eastAsia="en-US"/>
           <w14:ligatures w14:val="standardContextual"/>
         </w:rPr>
-        <w:t xml:space="preserve">En résumé, </w:t>
-      </w:r>
-      <w:proofErr w:type="spellStart"/>
+        <w:t>eDOCr</w:t>
+      </w:r>
+      <w:proofErr w:type="spellEnd"/>
       <w:r>
         <w:rPr>
           <w:rFonts w:asciiTheme="minorHAnsi" w:eastAsiaTheme="minorHAnsi" w:hAnsiTheme="minorHAnsi" w:cstheme="minorBidi"/>
@@ -1032,16 +875,6 @@
           <w:lang w:val="fr-FR" w:eastAsia="en-US"/>
           <w14:ligatures w14:val="standardContextual"/>
         </w:rPr>
-        <w:t>eDOCr</w:t>
-      </w:r>
-      <w:proofErr w:type="spellEnd"/>
-      <w:r>
-        <w:rPr>
-          <w:rFonts w:asciiTheme="minorHAnsi" w:eastAsiaTheme="minorHAnsi" w:hAnsiTheme="minorHAnsi" w:cstheme="minorBidi"/>
-          <w:kern w:val="2"/>
-          <w:lang w:val="fr-FR" w:eastAsia="en-US"/>
-          <w14:ligatures w14:val="standardContextual"/>
-        </w:rPr>
         <w:t xml:space="preserve"> offre une approche prometteuse pour numériser et automatiser la lecture des dessins d’ingénierie, ouvrant la voie à un contrôle qualité automatisé et intelligent dans l’industrie mécanique.</w:t>
       </w:r>
     </w:p>
@@ -1056,7 +889,1076 @@
     <w:p>
       <w:pPr>
         <w:rPr>
-          <w:lang w:val="fr-FR"/>
+          <w:b/>
+          <w:bCs/>
+          <w:lang w:val="en-US"/>
+        </w:rPr>
+      </w:pPr>
+      <w:r>
+        <w:rPr>
+          <w:b/>
+          <w:bCs/>
+          <w:lang w:val="en-US"/>
+        </w:rPr>
+        <w:t>Generation of Construction Scheduling through Machine Learning and BIM: A Blueprint</w:t>
+      </w:r>
+    </w:p>
+    <w:p>
+      <w:pPr>
+        <w:rPr>
+          <w:lang w:val="fr-FR"/>
+        </w:rPr>
+      </w:pPr>
+      <w:r>
+        <w:rPr>
+          <w:lang w:val="fr-FR"/>
+        </w:rPr>
+        <w:t xml:space="preserve">Comme dans tout projet de construction, la </w:t>
+      </w:r>
+      <w:r>
+        <w:rPr>
+          <w:b/>
+          <w:bCs/>
+          <w:lang w:val="fr-FR"/>
+        </w:rPr>
+        <w:t>planification temporelle</w:t>
+      </w:r>
+      <w:r>
+        <w:rPr>
+          <w:lang w:val="fr-FR"/>
+        </w:rPr>
+        <w:t xml:space="preserve"> est au cœur du processus et conditionne largement le succès du chantier.</w:t>
+      </w:r>
+      <w:r>
+        <w:rPr>
+          <w:lang w:val="fr-FR"/>
+        </w:rPr>
+        <w:br/>
+        <w:t xml:space="preserve">Une </w:t>
+      </w:r>
+      <w:r>
+        <w:rPr>
+          <w:b/>
+          <w:bCs/>
+          <w:lang w:val="fr-FR"/>
+        </w:rPr>
+        <w:t>mauvaise estimation des durées</w:t>
+      </w:r>
+      <w:r>
+        <w:rPr>
+          <w:lang w:val="fr-FR"/>
+        </w:rPr>
+        <w:t xml:space="preserve"> peut entraîner des </w:t>
+      </w:r>
+      <w:r>
+        <w:rPr>
+          <w:b/>
+          <w:bCs/>
+          <w:lang w:val="fr-FR"/>
+        </w:rPr>
+        <w:t>conséquences financières importantes</w:t>
+      </w:r>
+      <w:r>
+        <w:rPr>
+          <w:lang w:val="fr-FR"/>
+        </w:rPr>
+        <w:t xml:space="preserve">, des </w:t>
+      </w:r>
+      <w:r>
+        <w:rPr>
+          <w:b/>
+          <w:bCs/>
+          <w:lang w:val="fr-FR"/>
+        </w:rPr>
+        <w:t>retards</w:t>
+      </w:r>
+      <w:r>
+        <w:rPr>
+          <w:lang w:val="fr-FR"/>
+        </w:rPr>
+        <w:t xml:space="preserve"> et des </w:t>
+      </w:r>
+      <w:r>
+        <w:rPr>
+          <w:b/>
+          <w:bCs/>
+          <w:lang w:val="fr-FR"/>
+        </w:rPr>
+        <w:t>litiges contractuels</w:t>
+      </w:r>
+      <w:r>
+        <w:rPr>
+          <w:lang w:val="fr-FR"/>
+        </w:rPr>
+        <w:t>.</w:t>
+      </w:r>
+      <w:r>
+        <w:rPr>
+          <w:lang w:val="fr-FR"/>
+        </w:rPr>
+        <w:br/>
+        <w:t xml:space="preserve">De plus, l’élaboration d’un planning reste une tâche </w:t>
+      </w:r>
+      <w:r>
+        <w:rPr>
+          <w:b/>
+          <w:bCs/>
+          <w:lang w:val="fr-FR"/>
+        </w:rPr>
+        <w:t xml:space="preserve">complexe, coûteuse, </w:t>
+      </w:r>
+      <w:r>
+        <w:rPr>
+          <w:b/>
+          <w:bCs/>
+          <w:lang w:val="fr-FR"/>
+        </w:rPr>
+        <w:lastRenderedPageBreak/>
+        <w:t>chronophage et sujette aux erreurs humaines</w:t>
+      </w:r>
+      <w:r>
+        <w:rPr>
+          <w:lang w:val="fr-FR"/>
+        </w:rPr>
+        <w:t xml:space="preserve">, malgré l’existence de logiciels spécialisés comme </w:t>
+      </w:r>
+      <w:r>
+        <w:rPr>
+          <w:i/>
+          <w:iCs/>
+          <w:lang w:val="fr-FR"/>
+        </w:rPr>
+        <w:t>MS Project</w:t>
+      </w:r>
+      <w:r>
+        <w:rPr>
+          <w:lang w:val="fr-FR"/>
+        </w:rPr>
+        <w:t xml:space="preserve"> ou </w:t>
+      </w:r>
+      <w:proofErr w:type="spellStart"/>
+      <w:r>
+        <w:rPr>
+          <w:i/>
+          <w:iCs/>
+          <w:lang w:val="fr-FR"/>
+        </w:rPr>
+        <w:t>Primavera</w:t>
+      </w:r>
+      <w:proofErr w:type="spellEnd"/>
+      <w:r>
+        <w:rPr>
+          <w:i/>
+          <w:iCs/>
+          <w:lang w:val="fr-FR"/>
+        </w:rPr>
+        <w:t xml:space="preserve"> P6</w:t>
+      </w:r>
+      <w:r>
+        <w:rPr>
+          <w:lang w:val="fr-FR"/>
+        </w:rPr>
+        <w:t>, qui nécessitent encore une saisie manuelle intensive.</w:t>
+      </w:r>
+    </w:p>
+    <w:p>
+      <w:pPr>
+        <w:rPr>
+          <w:lang w:val="fr-FR"/>
+        </w:rPr>
+      </w:pPr>
+      <w:r>
+        <w:rPr>
+          <w:lang w:val="fr-FR"/>
+        </w:rPr>
+        <w:t xml:space="preserve">C’est dans ce contexte que les auteurs ont cherché à </w:t>
+      </w:r>
+      <w:r>
+        <w:rPr>
+          <w:b/>
+          <w:bCs/>
+          <w:lang w:val="fr-FR"/>
+        </w:rPr>
+        <w:t>proposer une approche innovante</w:t>
+      </w:r>
+      <w:r>
+        <w:rPr>
+          <w:lang w:val="fr-FR"/>
+        </w:rPr>
+        <w:t xml:space="preserve"> visant à </w:t>
+      </w:r>
+      <w:r>
+        <w:rPr>
+          <w:b/>
+          <w:bCs/>
+          <w:lang w:val="fr-FR"/>
+        </w:rPr>
+        <w:t>automatiser la génération des plannings de construction</w:t>
+      </w:r>
+      <w:r>
+        <w:rPr>
+          <w:lang w:val="fr-FR"/>
+        </w:rPr>
+        <w:t xml:space="preserve"> à partir de </w:t>
+      </w:r>
+      <w:r>
+        <w:rPr>
+          <w:b/>
+          <w:bCs/>
+          <w:lang w:val="fr-FR"/>
+        </w:rPr>
+        <w:t>fichiers BIM</w:t>
+      </w:r>
+      <w:r>
+        <w:rPr>
+          <w:lang w:val="fr-FR"/>
+        </w:rPr>
+        <w:t>.</w:t>
+      </w:r>
+      <w:r>
+        <w:rPr>
+          <w:lang w:val="fr-FR"/>
+        </w:rPr>
+        <w:br/>
+        <w:t xml:space="preserve">L’objectif principal est d’exploiter les </w:t>
+      </w:r>
+      <w:r>
+        <w:rPr>
+          <w:b/>
+          <w:bCs/>
+          <w:lang w:val="fr-FR"/>
+        </w:rPr>
+        <w:t>données contenues dans le modèle numérique du bâtiment</w:t>
+      </w:r>
+      <w:r>
+        <w:rPr>
+          <w:lang w:val="fr-FR"/>
+        </w:rPr>
+        <w:t>,</w:t>
+      </w:r>
+      <w:r>
+        <w:rPr>
+          <w:lang w:val="fr-FR"/>
+        </w:rPr>
+        <w:t xml:space="preserve"> telles que les dimensions, les matériaux ou les relations entre les composants</w:t>
+      </w:r>
+      <w:r>
+        <w:rPr>
+          <w:lang w:val="fr-FR"/>
+        </w:rPr>
+        <w:t xml:space="preserve">, </w:t>
+      </w:r>
+      <w:r>
+        <w:rPr>
+          <w:lang w:val="fr-FR"/>
+        </w:rPr>
+        <w:t xml:space="preserve">afin de concevoir un </w:t>
+      </w:r>
+      <w:r>
+        <w:rPr>
+          <w:b/>
+          <w:bCs/>
+          <w:lang w:val="fr-FR"/>
+        </w:rPr>
+        <w:t>système intelligent</w:t>
+      </w:r>
+      <w:r>
+        <w:rPr>
+          <w:lang w:val="fr-FR"/>
+        </w:rPr>
+        <w:t xml:space="preserve"> capable de </w:t>
+      </w:r>
+      <w:r>
+        <w:rPr>
+          <w:b/>
+          <w:bCs/>
+          <w:lang w:val="fr-FR"/>
+        </w:rPr>
+        <w:t>déterminer automatiquement la durée, les ressources et les coûts</w:t>
+      </w:r>
+      <w:r>
+        <w:rPr>
+          <w:lang w:val="fr-FR"/>
+        </w:rPr>
+        <w:t xml:space="preserve"> de chaque tâche du chantier.</w:t>
+      </w:r>
+    </w:p>
+    <w:p>
+      <w:pPr>
+        <w:rPr>
+          <w:lang w:val="fr-FR"/>
+        </w:rPr>
+      </w:pPr>
+      <w:r>
+        <w:rPr>
+          <w:lang w:val="fr-FR"/>
+        </w:rPr>
+        <w:t xml:space="preserve">Cette recherche répond à une </w:t>
+      </w:r>
+      <w:r>
+        <w:rPr>
+          <w:b/>
+          <w:bCs/>
+          <w:lang w:val="fr-FR"/>
+        </w:rPr>
+        <w:t>double motivation</w:t>
+      </w:r>
+      <w:r>
+        <w:rPr>
+          <w:lang w:val="fr-FR"/>
+        </w:rPr>
+        <w:t xml:space="preserve">. </w:t>
+      </w:r>
+      <w:r>
+        <w:rPr>
+          <w:lang w:val="fr-FR"/>
+        </w:rPr>
+        <w:br/>
+      </w:r>
+      <w:r>
+        <w:rPr>
+          <w:lang w:val="fr-FR"/>
+        </w:rPr>
+        <w:t>D</w:t>
+      </w:r>
+      <w:r>
+        <w:rPr>
+          <w:lang w:val="fr-FR"/>
+        </w:rPr>
+        <w:t xml:space="preserve">’une part, </w:t>
+      </w:r>
+      <w:r>
+        <w:rPr>
+          <w:b/>
+          <w:bCs/>
+          <w:lang w:val="fr-FR"/>
+        </w:rPr>
+        <w:t>améliorer l’efficacité et la fiabilité</w:t>
+      </w:r>
+      <w:r>
+        <w:rPr>
+          <w:lang w:val="fr-FR"/>
+        </w:rPr>
+        <w:t xml:space="preserve"> de la planification en réduisant la dépendance à l’expertise humaine ;</w:t>
+      </w:r>
+      <w:r>
+        <w:rPr>
+          <w:lang w:val="fr-FR"/>
+        </w:rPr>
+        <w:t xml:space="preserve"> </w:t>
+      </w:r>
+      <w:r>
+        <w:rPr>
+          <w:lang w:val="fr-FR"/>
+        </w:rPr>
+        <w:t xml:space="preserve">et d’autre part, </w:t>
+      </w:r>
+      <w:r>
+        <w:rPr>
+          <w:b/>
+          <w:bCs/>
+          <w:lang w:val="fr-FR"/>
+        </w:rPr>
+        <w:t>encourager la transformation numérique du secteur de la construction</w:t>
+      </w:r>
+      <w:r>
+        <w:rPr>
+          <w:lang w:val="fr-FR"/>
+        </w:rPr>
+        <w:t xml:space="preserve">, un domaine historiquement </w:t>
+      </w:r>
+      <w:r>
+        <w:rPr>
+          <w:b/>
+          <w:bCs/>
+          <w:lang w:val="fr-FR"/>
+        </w:rPr>
+        <w:t>réticent à adopter les nouvelles technologies</w:t>
+      </w:r>
+      <w:r>
+        <w:rPr>
+          <w:lang w:val="fr-FR"/>
+        </w:rPr>
+        <w:t xml:space="preserve"> en raison des coûts, du manque de standardisation et de la crainte du changement.</w:t>
+      </w:r>
+    </w:p>
+    <w:p>
+      <w:pPr>
+        <w:rPr>
+          <w:lang w:val="fr-FR"/>
+        </w:rPr>
+      </w:pPr>
+      <w:r>
+        <w:rPr>
+          <w:lang w:val="fr-FR"/>
+        </w:rPr>
+        <w:t xml:space="preserve">Ainsi, les auteurs proposent un </w:t>
+      </w:r>
+      <w:proofErr w:type="spellStart"/>
+      <w:r>
+        <w:rPr>
+          <w:b/>
+          <w:bCs/>
+          <w:lang w:val="fr-FR"/>
+        </w:rPr>
+        <w:t>blueprint</w:t>
+      </w:r>
+      <w:proofErr w:type="spellEnd"/>
+      <w:r>
+        <w:rPr>
+          <w:b/>
+          <w:bCs/>
+          <w:lang w:val="fr-FR"/>
+        </w:rPr>
+        <w:t xml:space="preserve"> conceptuel</w:t>
+      </w:r>
+      <w:r>
+        <w:rPr>
+          <w:lang w:val="fr-FR"/>
+        </w:rPr>
+        <w:t xml:space="preserve">, c’est-à-dire une </w:t>
+      </w:r>
+      <w:r>
+        <w:rPr>
+          <w:b/>
+          <w:bCs/>
+          <w:lang w:val="fr-FR"/>
+        </w:rPr>
+        <w:t>feuille de route théorique</w:t>
+      </w:r>
+      <w:r>
+        <w:rPr>
+          <w:lang w:val="fr-FR"/>
+        </w:rPr>
+        <w:t xml:space="preserve">, destinée à </w:t>
+      </w:r>
+      <w:r>
+        <w:rPr>
+          <w:b/>
+          <w:bCs/>
+          <w:lang w:val="fr-FR"/>
+        </w:rPr>
+        <w:t>montrer la faisabilité et les bénéfices potentiels</w:t>
+      </w:r>
+      <w:r>
+        <w:rPr>
+          <w:lang w:val="fr-FR"/>
+        </w:rPr>
+        <w:t xml:space="preserve"> d’une intégration entre le </w:t>
+      </w:r>
+      <w:r>
+        <w:rPr>
+          <w:b/>
+          <w:bCs/>
+          <w:lang w:val="fr-FR"/>
+        </w:rPr>
+        <w:t>BIM et le Machine Learning</w:t>
+      </w:r>
+      <w:r>
+        <w:rPr>
+          <w:lang w:val="fr-FR"/>
+        </w:rPr>
+        <w:t xml:space="preserve"> dans la gestion des projets.</w:t>
+      </w:r>
+    </w:p>
+    <w:p>
+      <w:pPr>
+        <w:rPr>
+          <w:lang w:val="fr-FR"/>
+        </w:rPr>
+      </w:pPr>
+      <w:r>
+        <w:rPr>
+          <w:lang w:val="fr-FR"/>
+        </w:rPr>
+        <w:t>Les auteurs décrivent une architecture modulaire et interconnectée qui vise à rendre la planification entièrement autonome.</w:t>
+      </w:r>
+      <w:r>
+        <w:rPr>
+          <w:lang w:val="fr-FR"/>
+        </w:rPr>
+        <w:br/>
+        <w:t xml:space="preserve">Le système commence par un </w:t>
+      </w:r>
+      <w:r>
+        <w:rPr>
+          <w:b/>
+          <w:bCs/>
+          <w:lang w:val="fr-FR"/>
+        </w:rPr>
+        <w:t>module d’analyse du projet</w:t>
+      </w:r>
+      <w:r>
+        <w:rPr>
+          <w:lang w:val="fr-FR"/>
+        </w:rPr>
+        <w:t>, chargé d’identifier le type de construction, ses caractéristiques et son contexte, afin de déterminer les modèles d’apprentissage adaptés.</w:t>
+      </w:r>
+      <w:r>
+        <w:rPr>
+          <w:lang w:val="fr-FR"/>
+        </w:rPr>
+        <w:br/>
+        <w:t>Ces informations alimentent ensuite un</w:t>
+      </w:r>
+      <w:r>
+        <w:rPr>
+          <w:lang w:val="fr-FR"/>
+        </w:rPr>
+        <w:t xml:space="preserve">e </w:t>
+      </w:r>
+      <w:r>
+        <w:rPr>
+          <w:i/>
+          <w:iCs/>
+          <w:lang w:val="fr-FR"/>
+        </w:rPr>
+        <w:t>Data Warehouse</w:t>
+      </w:r>
+      <w:r>
+        <w:rPr>
+          <w:lang w:val="fr-FR"/>
+        </w:rPr>
+        <w:t xml:space="preserve"> qui centralise les dictionnaires d’activités, les coûts unitaires, les ressources matérielles et humaines, ainsi que les données issues de projets antérieurs servant à l’entraînement du modèle.</w:t>
+      </w:r>
+    </w:p>
+    <w:p>
+      <w:pPr>
+        <w:rPr>
+          <w:lang w:val="fr-FR"/>
+        </w:rPr>
+      </w:pPr>
+      <w:r>
+        <w:rPr>
+          <w:lang w:val="fr-FR"/>
+        </w:rPr>
+        <w:t xml:space="preserve">Sur cette base, un </w:t>
+      </w:r>
+      <w:r>
+        <w:rPr>
+          <w:b/>
+          <w:bCs/>
+          <w:lang w:val="fr-FR"/>
+        </w:rPr>
+        <w:t>module d’identification et de séquençage des activités</w:t>
+      </w:r>
+      <w:r>
+        <w:rPr>
+          <w:lang w:val="fr-FR"/>
+        </w:rPr>
+        <w:t xml:space="preserve"> extrait les éléments du modèle BIM tels que les murs, les dalles ou les colonnes et les traduit en tâches de construction ordonnées selon leur logique d’exécution.</w:t>
+      </w:r>
+      <w:r>
+        <w:rPr>
+          <w:lang w:val="fr-FR"/>
+        </w:rPr>
+        <w:br/>
+        <w:t xml:space="preserve">Les </w:t>
+      </w:r>
+      <w:r>
+        <w:rPr>
+          <w:b/>
+          <w:bCs/>
+          <w:lang w:val="fr-FR"/>
+        </w:rPr>
+        <w:t>calculs de coûts, de durées et de ressources</w:t>
+      </w:r>
+      <w:r>
+        <w:rPr>
+          <w:lang w:val="fr-FR"/>
+        </w:rPr>
+        <w:t xml:space="preserve"> sont ensuite réalisés automatiquement à partir des caractéristiques géométriques et matérielles du modèle, ce qui permet de générer un planning complet et cohérent.</w:t>
+      </w:r>
+      <w:r>
+        <w:rPr>
+          <w:lang w:val="fr-FR"/>
+        </w:rPr>
+        <w:br/>
+        <w:t xml:space="preserve">Enfin, un </w:t>
+      </w:r>
+      <w:r>
+        <w:rPr>
+          <w:b/>
+          <w:bCs/>
+          <w:lang w:val="fr-FR"/>
+        </w:rPr>
+        <w:t>analyseur de planning</w:t>
+      </w:r>
+      <w:r>
+        <w:rPr>
+          <w:lang w:val="fr-FR"/>
+        </w:rPr>
+        <w:t xml:space="preserve"> se charge d’optimiser les résultats en ajustant les ressources disponibles, en équilibrant les coûts et les délais, et en exploitant les retours d’expérience stockés dans la base de données.</w:t>
+      </w:r>
+    </w:p>
+    <w:p>
+      <w:pPr>
+        <w:rPr>
+          <w:lang w:val="fr-FR"/>
+        </w:rPr>
+      </w:pPr>
+      <w:r>
+        <w:rPr>
+          <w:lang w:val="fr-FR"/>
+        </w:rPr>
+        <w:t xml:space="preserve">Le système est conçu pour fonctionner dans un </w:t>
+      </w:r>
+      <w:r>
+        <w:rPr>
+          <w:b/>
+          <w:bCs/>
+          <w:lang w:val="fr-FR"/>
+        </w:rPr>
+        <w:t>environnement cloud</w:t>
+      </w:r>
+      <w:r>
+        <w:rPr>
+          <w:lang w:val="fr-FR"/>
+        </w:rPr>
+        <w:t xml:space="preserve">, facilitant la collaboration entre plusieurs acteurs du projet et l’intégration continue de nouvelles </w:t>
+      </w:r>
+      <w:r>
+        <w:rPr>
+          <w:lang w:val="fr-FR"/>
+        </w:rPr>
+        <w:lastRenderedPageBreak/>
+        <w:t>données.</w:t>
+      </w:r>
+      <w:r>
+        <w:rPr>
+          <w:lang w:val="fr-FR"/>
+        </w:rPr>
+        <w:br/>
+        <w:t xml:space="preserve">Il est également pensé pour être </w:t>
+      </w:r>
+      <w:r>
+        <w:rPr>
+          <w:b/>
+          <w:bCs/>
+          <w:lang w:val="fr-FR"/>
+        </w:rPr>
+        <w:t>connecté à un système de gestion d’entreprise (ERP)</w:t>
+      </w:r>
+      <w:r>
+        <w:rPr>
+          <w:lang w:val="fr-FR"/>
+        </w:rPr>
+        <w:t>, afin d’assurer une cohérence entre la planification numérique et les informations réelles relatives à la main-d’œuvre, aux équipements et aux dépenses.</w:t>
+      </w:r>
+    </w:p>
+    <w:p>
+      <w:pPr>
+        <w:rPr>
+          <w:lang w:val="fr-FR"/>
+        </w:rPr>
+      </w:pPr>
+      <w:r>
+        <w:rPr>
+          <w:lang w:val="fr-FR"/>
+        </w:rPr>
+        <w:t>Ainsi, la solution proposée ne se limite pas à une simple automatisation</w:t>
+      </w:r>
+      <w:r>
+        <w:rPr>
+          <w:lang w:val="fr-FR"/>
+        </w:rPr>
+        <w:t xml:space="preserve">, </w:t>
+      </w:r>
+      <w:r>
+        <w:rPr>
+          <w:lang w:val="fr-FR"/>
+        </w:rPr>
+        <w:t>elle s’inscrit dans une logique d’</w:t>
+      </w:r>
+      <w:r>
+        <w:rPr>
+          <w:b/>
+          <w:bCs/>
+          <w:lang w:val="fr-FR"/>
+        </w:rPr>
+        <w:t>apprentissage et d’amélioration continue</w:t>
+      </w:r>
+      <w:r>
+        <w:rPr>
+          <w:lang w:val="fr-FR"/>
+        </w:rPr>
+        <w:t>, où chaque nouveau projet contribue à perfectionner le modèle.</w:t>
+      </w:r>
+      <w:r>
+        <w:rPr>
+          <w:lang w:val="fr-FR"/>
+        </w:rPr>
+        <w:br/>
+        <w:t>À terme, une telle approche pourrait réduire considérablement le temps nécessaire à la planification, limiter les erreurs humaines et renforcer le lien entre la conception BIM et l’exécution du chantier.</w:t>
+      </w:r>
+    </w:p>
+    <w:p>
+      <w:pPr>
+        <w:rPr>
+          <w:lang w:val="fr-FR"/>
+        </w:rPr>
+      </w:pPr>
+      <w:r>
+        <w:rPr>
+          <w:lang w:val="fr-FR"/>
+        </w:rPr>
+        <w:t xml:space="preserve">Cependant, les auteurs reconnaissent que cette approche présente encore plusieurs </w:t>
+      </w:r>
+      <w:r>
+        <w:rPr>
+          <w:b/>
+          <w:bCs/>
+          <w:lang w:val="fr-FR"/>
+        </w:rPr>
+        <w:t>limites importantes</w:t>
+      </w:r>
+      <w:r>
+        <w:rPr>
+          <w:lang w:val="fr-FR"/>
+        </w:rPr>
+        <w:t xml:space="preserve"> qui devront être résolues avant toute application concrète.</w:t>
+      </w:r>
+      <w:r>
+        <w:rPr>
+          <w:lang w:val="fr-FR"/>
+        </w:rPr>
+        <w:br/>
+        <w:t xml:space="preserve">Tout d’abord, ils soulignent que l’utilisation du </w:t>
+      </w:r>
+      <w:r>
+        <w:rPr>
+          <w:b/>
+          <w:bCs/>
+          <w:lang w:val="fr-FR"/>
+        </w:rPr>
+        <w:t>traitement automatique du langage naturel</w:t>
+      </w:r>
+      <w:r>
+        <w:rPr>
+          <w:lang w:val="fr-FR"/>
+        </w:rPr>
+        <w:t xml:space="preserve"> pour générer les plannings à partir de données textuelles antérieures </w:t>
+      </w:r>
+      <w:r>
+        <w:rPr>
+          <w:b/>
+          <w:bCs/>
+          <w:lang w:val="fr-FR"/>
+        </w:rPr>
+        <w:t>ne garantit pas toujours la fiabilité des résultats</w:t>
+      </w:r>
+      <w:r>
+        <w:rPr>
+          <w:lang w:val="fr-FR"/>
+        </w:rPr>
+        <w:t>, car chaque projet de construction est unique et les pratiques de planification varient considérablement d’une entreprise à l’autre.</w:t>
+      </w:r>
+      <w:r>
+        <w:rPr>
+          <w:lang w:val="fr-FR"/>
+        </w:rPr>
+        <w:br/>
+        <w:t xml:space="preserve">De plus, les </w:t>
+      </w:r>
+      <w:r>
+        <w:rPr>
+          <w:b/>
+          <w:bCs/>
+          <w:lang w:val="fr-FR"/>
+        </w:rPr>
+        <w:t>données issues de plannings anciens</w:t>
+      </w:r>
+      <w:r>
+        <w:rPr>
+          <w:lang w:val="fr-FR"/>
+        </w:rPr>
+        <w:t xml:space="preserve"> ne peuvent être exploitées que dans le cas de </w:t>
+      </w:r>
+      <w:r>
+        <w:rPr>
+          <w:b/>
+          <w:bCs/>
+          <w:lang w:val="fr-FR"/>
+        </w:rPr>
+        <w:t>projets répétitifs</w:t>
+      </w:r>
+      <w:r>
+        <w:rPr>
+          <w:lang w:val="fr-FR"/>
+        </w:rPr>
+        <w:t xml:space="preserve">, puisque la </w:t>
+      </w:r>
+      <w:r>
+        <w:rPr>
+          <w:b/>
+          <w:bCs/>
+          <w:lang w:val="fr-FR"/>
+        </w:rPr>
+        <w:t>durée, les coûts et les ressources</w:t>
+      </w:r>
+      <w:r>
+        <w:rPr>
+          <w:lang w:val="fr-FR"/>
+        </w:rPr>
+        <w:t xml:space="preserve"> diffèrent selon la nature et l’envergure de chaque chantier.</w:t>
+      </w:r>
+    </w:p>
+    <w:p>
+      <w:pPr>
+        <w:rPr>
+          <w:lang w:val="fr-FR"/>
+        </w:rPr>
+      </w:pPr>
+      <w:r>
+        <w:rPr>
+          <w:lang w:val="fr-FR"/>
+        </w:rPr>
+        <w:t xml:space="preserve">Les auteurs identifient également des </w:t>
+      </w:r>
+      <w:r>
+        <w:rPr>
+          <w:b/>
+          <w:bCs/>
+          <w:lang w:val="fr-FR"/>
+        </w:rPr>
+        <w:t>contraintes techniques liées aux standards BIM actuels</w:t>
+      </w:r>
+      <w:r>
+        <w:rPr>
+          <w:lang w:val="fr-FR"/>
+        </w:rPr>
+        <w:t xml:space="preserve">, notamment le format </w:t>
+      </w:r>
+      <w:r>
+        <w:rPr>
+          <w:b/>
+          <w:bCs/>
+          <w:lang w:val="fr-FR"/>
+        </w:rPr>
+        <w:t>IFC</w:t>
+      </w:r>
+      <w:r>
+        <w:rPr>
+          <w:lang w:val="fr-FR"/>
+        </w:rPr>
+        <w:t>, qui ne permet pas encore de représenter de manière suffisamment précise les informations relatives aux coûts et aux ressources.</w:t>
+      </w:r>
+      <w:r>
+        <w:rPr>
+          <w:lang w:val="fr-FR"/>
+        </w:rPr>
+        <w:br/>
+        <w:t xml:space="preserve">L’adaptation de ces standards nécessiterait une </w:t>
+      </w:r>
+      <w:r>
+        <w:rPr>
+          <w:b/>
+          <w:bCs/>
+          <w:lang w:val="fr-FR"/>
+        </w:rPr>
+        <w:t>collaboration étroite avec les organismes internationaux</w:t>
+      </w:r>
+      <w:r>
+        <w:rPr>
+          <w:lang w:val="fr-FR"/>
+        </w:rPr>
+        <w:t xml:space="preserve"> tels qu’</w:t>
+      </w:r>
+      <w:r>
+        <w:rPr>
+          <w:b/>
+          <w:bCs/>
+          <w:lang w:val="fr-FR"/>
+        </w:rPr>
+        <w:t>ISO</w:t>
+      </w:r>
+      <w:r>
+        <w:rPr>
+          <w:lang w:val="fr-FR"/>
+        </w:rPr>
+        <w:t xml:space="preserve"> ou </w:t>
+      </w:r>
+      <w:proofErr w:type="spellStart"/>
+      <w:r>
+        <w:rPr>
+          <w:b/>
+          <w:bCs/>
+          <w:lang w:val="fr-FR"/>
+        </w:rPr>
+        <w:t>BuildingSmart</w:t>
+      </w:r>
+      <w:proofErr w:type="spellEnd"/>
+      <w:r>
+        <w:rPr>
+          <w:lang w:val="fr-FR"/>
+        </w:rPr>
+        <w:t>, afin de garantir la compatibilité du modèle proposé avec les normes en vigueur.</w:t>
+      </w:r>
+    </w:p>
+    <w:p>
+      <w:pPr>
+        <w:rPr>
+          <w:lang w:val="fr-FR"/>
+        </w:rPr>
+      </w:pPr>
+      <w:r>
+        <w:rPr>
+          <w:lang w:val="fr-FR"/>
+        </w:rPr>
+        <w:t xml:space="preserve">Par ailleurs, le système, dans sa forme actuelle, </w:t>
+      </w:r>
+      <w:r>
+        <w:rPr>
+          <w:b/>
+          <w:bCs/>
+          <w:lang w:val="fr-FR"/>
+        </w:rPr>
+        <w:t>tend à générer un trop grand nombre d’activités individuelles</w:t>
+      </w:r>
+      <w:r>
+        <w:rPr>
+          <w:lang w:val="fr-FR"/>
+        </w:rPr>
+        <w:t>, chaque élément structurel du modèle BIM étant interprété comme une tâche distincte.</w:t>
+      </w:r>
+      <w:r>
+        <w:rPr>
+          <w:lang w:val="fr-FR"/>
+        </w:rPr>
+        <w:br/>
+        <w:t xml:space="preserve">Les auteurs admettent que cette granularité excessive pourrait rendre le planning </w:t>
+      </w:r>
+      <w:r>
+        <w:rPr>
+          <w:b/>
+          <w:bCs/>
+          <w:lang w:val="fr-FR"/>
+        </w:rPr>
+        <w:t>impraticable pour un usage opérationnel</w:t>
+      </w:r>
+      <w:r>
+        <w:rPr>
+          <w:lang w:val="fr-FR"/>
+        </w:rPr>
+        <w:t xml:space="preserve">, et suggèrent comme piste d’amélioration la </w:t>
+      </w:r>
+      <w:proofErr w:type="spellStart"/>
+      <w:r>
+        <w:rPr>
+          <w:b/>
+          <w:bCs/>
+          <w:lang w:val="fr-FR"/>
+        </w:rPr>
+        <w:t>regroupation</w:t>
+      </w:r>
+      <w:proofErr w:type="spellEnd"/>
+      <w:r>
+        <w:rPr>
+          <w:b/>
+          <w:bCs/>
+          <w:lang w:val="fr-FR"/>
+        </w:rPr>
+        <w:t xml:space="preserve"> des activités</w:t>
+      </w:r>
+      <w:r>
+        <w:rPr>
+          <w:lang w:val="fr-FR"/>
+        </w:rPr>
+        <w:t xml:space="preserve"> selon les caractéristiques géométriques du bâtiment (par exemple, considérer un étage complet comme une seule activité).</w:t>
+      </w:r>
+    </w:p>
+    <w:p>
+      <w:pPr>
+        <w:rPr>
+          <w:lang w:val="fr-FR"/>
+        </w:rPr>
+      </w:pPr>
+      <w:r>
+        <w:rPr>
+          <w:lang w:val="fr-FR"/>
+        </w:rPr>
+        <w:t xml:space="preserve">Enfin, ils envisagent d’enrichir la solution en y intégrant un </w:t>
+      </w:r>
+      <w:r>
+        <w:rPr>
+          <w:b/>
+          <w:bCs/>
+          <w:lang w:val="fr-FR"/>
+        </w:rPr>
+        <w:t>système de suivi automatisé</w:t>
+      </w:r>
+      <w:r>
+        <w:rPr>
+          <w:lang w:val="fr-FR"/>
+        </w:rPr>
+        <w:t xml:space="preserve"> capable de </w:t>
+      </w:r>
+      <w:r>
+        <w:rPr>
+          <w:b/>
+          <w:bCs/>
+          <w:lang w:val="fr-FR"/>
+        </w:rPr>
+        <w:t>mesurer en temps réel l’avancement des travaux</w:t>
+      </w:r>
+      <w:r>
+        <w:rPr>
+          <w:lang w:val="fr-FR"/>
+        </w:rPr>
+        <w:t xml:space="preserve"> et d’alimenter le modèle avec les durées réelles d’exécution.</w:t>
+      </w:r>
+      <w:r>
+        <w:rPr>
+          <w:lang w:val="fr-FR"/>
+        </w:rPr>
+        <w:br/>
+        <w:t xml:space="preserve">Une telle intégration permettrait d’améliorer la précision du système et de renforcer la </w:t>
+      </w:r>
+      <w:r>
+        <w:rPr>
+          <w:b/>
+          <w:bCs/>
+          <w:lang w:val="fr-FR"/>
+        </w:rPr>
+        <w:t>boucle d’apprentissage continue</w:t>
+      </w:r>
+      <w:r>
+        <w:rPr>
+          <w:lang w:val="fr-FR"/>
+        </w:rPr>
+        <w:t xml:space="preserve"> entre planification théorique et performance réelle.</w:t>
+      </w:r>
+    </w:p>
+    <w:p>
+      <w:pPr>
+        <w:rPr>
+          <w:lang w:val="fr-FR"/>
+        </w:rPr>
+      </w:pPr>
+    </w:p>
+    <w:p>
+      <w:pPr>
+        <w:rPr>
+          <w:b/>
+          <w:bCs/>
+          <w:lang w:val="en-US"/>
+        </w:rPr>
+      </w:pPr>
+      <w:r>
+        <w:rPr>
+          <w:b/>
+          <w:bCs/>
+          <w:lang w:val="en-US"/>
+        </w:rPr>
+        <w:t>4D-BIM based dynamic construction site layout planning</w:t>
+      </w:r>
+    </w:p>
+    <w:p>
+      <w:pPr>
+        <w:rPr>
+          <w:b/>
+          <w:bCs/>
+          <w:lang w:val="en-US"/>
         </w:rPr>
       </w:pPr>
     </w:p>
@@ -1186,6 +2088,119 @@
     </w:lvl>
   </w:abstractNum>
   <w:abstractNum w:abstractNumId="1" w15:restartNumberingAfterBreak="0">
+    <w:nsid w:val="1C6504C8"/>
+    <w:multiLevelType w:val="multilevel"/>
+    <w:tmpl w:val="5AA4B1D6"/>
+    <w:lvl w:ilvl="0">
+      <w:start w:val="1"/>
+      <w:numFmt w:val="decimal"/>
+      <w:lvlText w:val="%1."/>
+      <w:lvlJc w:val="left"/>
+      <w:pPr>
+        <w:tabs>
+          <w:tab w:val="num" w:pos="720"/>
+        </w:tabs>
+        <w:ind w:left="720" w:hanging="360"/>
+      </w:pPr>
+    </w:lvl>
+    <w:lvl w:ilvl="1" w:tentative="1">
+      <w:start w:val="1"/>
+      <w:numFmt w:val="decimal"/>
+      <w:lvlText w:val="%2."/>
+      <w:lvlJc w:val="left"/>
+      <w:pPr>
+        <w:tabs>
+          <w:tab w:val="num" w:pos="1440"/>
+        </w:tabs>
+        <w:ind w:left="1440" w:hanging="360"/>
+      </w:pPr>
+    </w:lvl>
+    <w:lvl w:ilvl="2" w:tentative="1">
+      <w:start w:val="1"/>
+      <w:numFmt w:val="decimal"/>
+      <w:lvlText w:val="%3."/>
+      <w:lvlJc w:val="left"/>
+      <w:pPr>
+        <w:tabs>
+          <w:tab w:val="num" w:pos="2160"/>
+        </w:tabs>
+        <w:ind w:left="2160" w:hanging="360"/>
+      </w:pPr>
+    </w:lvl>
+    <w:lvl w:ilvl="3" w:tentative="1">
+      <w:start w:val="1"/>
+      <w:numFmt w:val="decimal"/>
+      <w:lvlText w:val="%4."/>
+      <w:lvlJc w:val="left"/>
+      <w:pPr>
+        <w:tabs>
+          <w:tab w:val="num" w:pos="2880"/>
+        </w:tabs>
+        <w:ind w:left="2880" w:hanging="360"/>
+      </w:pPr>
+    </w:lvl>
+    <w:lvl w:ilvl="4" w:tentative="1">
+      <w:start w:val="1"/>
+      <w:numFmt w:val="decimal"/>
+      <w:lvlText w:val="%5."/>
+      <w:lvlJc w:val="left"/>
+      <w:pPr>
+        <w:tabs>
+          <w:tab w:val="num" w:pos="3600"/>
+        </w:tabs>
+        <w:ind w:left="3600" w:hanging="360"/>
+      </w:pPr>
+    </w:lvl>
+    <w:lvl w:ilvl="5" w:tentative="1">
+      <w:start w:val="1"/>
+      <w:numFmt w:val="decimal"/>
+      <w:lvlText w:val="%6."/>
+      <w:lvlJc w:val="left"/>
+      <w:pPr>
+        <w:tabs>
+          <w:tab w:val="num" w:pos="4320"/>
+        </w:tabs>
+        <w:ind w:left="4320" w:hanging="360"/>
+      </w:pPr>
+    </w:lvl>
+    <w:lvl w:ilvl="6" w:tentative="1">
+      <w:start w:val="1"/>
+      <w:numFmt w:val="decimal"/>
+      <w:lvlText w:val="%7."/>
+      <w:lvlJc w:val="left"/>
+      <w:pPr>
+        <w:tabs>
+          <w:tab w:val="num" w:pos="5040"/>
+        </w:tabs>
+        <w:ind w:left="5040" w:hanging="360"/>
+      </w:pPr>
+    </w:lvl>
+    <w:lvl w:ilvl="7" w:tentative="1">
+      <w:start w:val="1"/>
+      <w:numFmt w:val="decimal"/>
+      <w:lvlText w:val="%8."/>
+      <w:lvlJc w:val="left"/>
+      <w:pPr>
+        <w:tabs>
+          <w:tab w:val="num" w:pos="5760"/>
+        </w:tabs>
+        <w:ind w:left="5760" w:hanging="360"/>
+      </w:pPr>
+    </w:lvl>
+    <w:lvl w:ilvl="8" w:tentative="1">
+      <w:start w:val="1"/>
+      <w:numFmt w:val="decimal"/>
+      <w:lvlText w:val="%9."/>
+      <w:lvlJc w:val="left"/>
+      <w:pPr>
+        <w:tabs>
+          <w:tab w:val="num" w:pos="6480"/>
+        </w:tabs>
+        <w:ind w:left="6480" w:hanging="360"/>
+      </w:pPr>
+    </w:lvl>
+  </w:abstractNum>
+  <w:abstractNum w:abstractNumId="2" w15:restartNumberingAfterBreak="0">
     <w:nsid w:val="29CA5529"/>
     <w:multiLevelType w:val="hybridMultilevel"/>
     <w:tmpl w:val="A016D80E"/>
@@ -1298,7 +2313,7 @@
       </w:rPr>
     </w:lvl>
   </w:abstractNum>
-  <w:abstractNum w:abstractNumId="2" w15:restartNumberingAfterBreak="0">
+  <w:abstractNum w:abstractNumId="3" w15:restartNumberingAfterBreak="0">
     <w:nsid w:val="32B57E4C"/>
     <w:multiLevelType w:val="hybridMultilevel"/>
     <w:tmpl w:val="10AE5A52"/>
@@ -1411,7 +2426,7 @@
       </w:rPr>
     </w:lvl>
   </w:abstractNum>
-  <w:abstractNum w:abstractNumId="3" w15:restartNumberingAfterBreak="0">
+  <w:abstractNum w:abstractNumId="4" w15:restartNumberingAfterBreak="0">
     <w:nsid w:val="3D7A3946"/>
     <w:multiLevelType w:val="hybridMultilevel"/>
     <w:tmpl w:val="761A26C6"/>
@@ -1524,7 +2539,7 @@
       </w:rPr>
     </w:lvl>
   </w:abstractNum>
-  <w:abstractNum w:abstractNumId="4" w15:restartNumberingAfterBreak="0">
+  <w:abstractNum w:abstractNumId="5" w15:restartNumberingAfterBreak="0">
     <w:nsid w:val="43EB5031"/>
     <w:multiLevelType w:val="hybridMultilevel"/>
     <w:tmpl w:val="ACDCFF82"/>
@@ -1637,7 +2652,7 @@
       </w:rPr>
     </w:lvl>
   </w:abstractNum>
-  <w:abstractNum w:abstractNumId="5" w15:restartNumberingAfterBreak="0">
+  <w:abstractNum w:abstractNumId="6" w15:restartNumberingAfterBreak="0">
     <w:nsid w:val="51753D3E"/>
     <w:multiLevelType w:val="hybridMultilevel"/>
     <w:tmpl w:val="47D0796C"/>
@@ -1750,7 +2765,7 @@
       </w:rPr>
     </w:lvl>
   </w:abstractNum>
-  <w:abstractNum w:abstractNumId="6" w15:restartNumberingAfterBreak="0">
+  <w:abstractNum w:abstractNumId="7" w15:restartNumberingAfterBreak="0">
     <w:nsid w:val="5A2346D6"/>
     <w:multiLevelType w:val="multilevel"/>
     <w:tmpl w:val="74708842"/>
@@ -1863,7 +2878,7 @@
       </w:pPr>
     </w:lvl>
   </w:abstractNum>
-  <w:abstractNum w:abstractNumId="7" w15:restartNumberingAfterBreak="0">
+  <w:abstractNum w:abstractNumId="8" w15:restartNumberingAfterBreak="0">
     <w:nsid w:val="6557116C"/>
     <w:multiLevelType w:val="hybridMultilevel"/>
     <w:tmpl w:val="D56AE0A2"/>
@@ -1953,7 +2968,7 @@
       </w:pPr>
     </w:lvl>
   </w:abstractNum>
-  <w:abstractNum w:abstractNumId="8" w15:restartNumberingAfterBreak="0">
+  <w:abstractNum w:abstractNumId="9" w15:restartNumberingAfterBreak="0">
     <w:nsid w:val="7CEB26BB"/>
     <w:multiLevelType w:val="hybridMultilevel"/>
     <w:tmpl w:val="2CB69DEE"/>
@@ -2043,31 +3058,34 @@
     </w:lvl>
   </w:abstractNum>
   <w:num w:numId="1" w16cid:durableId="1568956149">
-    <w:abstractNumId w:val="8"/>
+    <w:abstractNumId w:val="9"/>
   </w:num>
   <w:num w:numId="2" w16cid:durableId="48189166">
+    <w:abstractNumId w:val="4"/>
+  </w:num>
+  <w:num w:numId="3" w16cid:durableId="27721776">
+    <w:abstractNumId w:val="6"/>
+  </w:num>
+  <w:num w:numId="4" w16cid:durableId="2115396278">
     <w:abstractNumId w:val="3"/>
   </w:num>
-  <w:num w:numId="3" w16cid:durableId="27721776">
+  <w:num w:numId="5" w16cid:durableId="197477822">
     <w:abstractNumId w:val="5"/>
-  </w:num>
-  <w:num w:numId="4" w16cid:durableId="2115396278">
-    <w:abstractNumId w:val="2"/>
-  </w:num>
-  <w:num w:numId="5" w16cid:durableId="197477822">
-    <w:abstractNumId w:val="4"/>
   </w:num>
   <w:num w:numId="6" w16cid:durableId="688990630">
     <w:abstractNumId w:val="0"/>
   </w:num>
   <w:num w:numId="7" w16cid:durableId="576676017">
-    <w:abstractNumId w:val="1"/>
+    <w:abstractNumId w:val="2"/>
   </w:num>
   <w:num w:numId="8" w16cid:durableId="2022927068">
-    <w:abstractNumId w:val="6"/>
+    <w:abstractNumId w:val="7"/>
   </w:num>
   <w:num w:numId="9" w16cid:durableId="807162723">
-    <w:abstractNumId w:val="7"/>
+    <w:abstractNumId w:val="8"/>
+  </w:num>
+  <w:num w:numId="10" w16cid:durableId="1915042490">
+    <w:abstractNumId w:val="1"/>
   </w:num>
 </w:numbering>
 </file>

--- a/Etat de l'art/EtatDeL'art/Les idées et  types.docx
+++ b/Etat de l'art/EtatDeL'art/Les idées et  types.docx
@@ -466,40 +466,46 @@
         <w:rPr>
           <w:lang w:val="fr-FR"/>
         </w:rPr>
+        <w:br/>
+      </w:r>
+      <w:r>
+        <w:rPr>
+          <w:lang w:val="fr-FR"/>
+        </w:rPr>
+        <w:t xml:space="preserve">Le sujet traite de l’utilisation de </w:t>
+      </w:r>
+      <w:r>
+        <w:rPr>
+          <w:lang w:val="fr-FR"/>
+        </w:rPr>
+        <w:t>GPT-4o</w:t>
+      </w:r>
+      <w:r>
+        <w:rPr>
+          <w:lang w:val="fr-FR"/>
+        </w:rPr>
+        <w:t xml:space="preserve"> pour réaliser des </w:t>
+      </w:r>
+      <w:proofErr w:type="spellStart"/>
+      <w:r>
+        <w:rPr>
+          <w:lang w:val="fr-FR"/>
+        </w:rPr>
+        <w:t>Quantity</w:t>
+      </w:r>
+      <w:proofErr w:type="spellEnd"/>
+      <w:r>
+        <w:rPr>
+          <w:lang w:val="fr-FR"/>
+        </w:rPr>
+        <w:t xml:space="preserve"> Takeoff (QTO) de chantier quand le format BIM n’est pas disponible Dans ce cas, il faut exploiter des plans 2D ainsi que </w:t>
+      </w:r>
+      <w:r>
+        <w:rPr>
+          <w:lang w:val="fr-FR"/>
+        </w:rPr>
         <w:lastRenderedPageBreak/>
-        <w:br/>
-      </w:r>
-      <w:r>
-        <w:rPr>
-          <w:lang w:val="fr-FR"/>
-        </w:rPr>
-        <w:t xml:space="preserve">Le sujet traite de l’utilisation de </w:t>
-      </w:r>
-      <w:r>
-        <w:rPr>
-          <w:lang w:val="fr-FR"/>
-        </w:rPr>
-        <w:t>GPT-4o</w:t>
-      </w:r>
-      <w:r>
-        <w:rPr>
-          <w:lang w:val="fr-FR"/>
-        </w:rPr>
-        <w:t xml:space="preserve"> pour réaliser des </w:t>
-      </w:r>
-      <w:proofErr w:type="spellStart"/>
-      <w:r>
-        <w:rPr>
-          <w:lang w:val="fr-FR"/>
-        </w:rPr>
-        <w:t>Quantity</w:t>
-      </w:r>
-      <w:proofErr w:type="spellEnd"/>
-      <w:r>
-        <w:rPr>
-          <w:lang w:val="fr-FR"/>
-        </w:rPr>
-        <w:t xml:space="preserve"> Takeoff (QTO) de chantier quand le format BIM n’est pas disponible Dans ce cas, il faut exploiter des plans 2D ainsi que des documents liés au chantier, ce qui est généralement chronophage et sujet à des erreurs humaines. C’est dans ce contexte que les chercheurs ont cherché à exploiter le plus d’informations possibles à leur disposition.</w:t>
+        <w:t>des documents liés au chantier, ce qui est généralement chronophage et sujet à des erreurs humaines. C’est dans ce contexte que les chercheurs ont cherché à exploiter le plus d’informations possibles à leur disposition.</w:t>
       </w:r>
       <w:r>
         <w:rPr>
@@ -634,7 +640,6 @@
           <w:lang w:val="fr-FR" w:eastAsia="en-US"/>
           <w14:ligatures w14:val="standardContextual"/>
         </w:rPr>
-        <w:lastRenderedPageBreak/>
         <w:t xml:space="preserve">C’est dans ce contexte que les auteurs ont développé </w:t>
       </w:r>
       <w:proofErr w:type="spellStart"/>
@@ -735,6 +740,7 @@
           <w:lang w:val="fr-FR" w:eastAsia="en-US"/>
           <w14:ligatures w14:val="standardContextual"/>
         </w:rPr>
+        <w:lastRenderedPageBreak/>
         <w:t>D’abord, la segmentation d’image permet d’isoler les différentes zones du dessin technique, en distinguant les blocs d’informations, les cadres de tolérance et les zones contenant les dimensions.</w:t>
       </w:r>
       <w:r>
@@ -917,8 +923,6 @@
       </w:r>
       <w:r>
         <w:rPr>
-          <w:b/>
-          <w:bCs/>
           <w:lang w:val="fr-FR"/>
         </w:rPr>
         <w:t>planification temporelle</w:t>
@@ -938,8 +942,6 @@
       </w:r>
       <w:r>
         <w:rPr>
-          <w:b/>
-          <w:bCs/>
           <w:lang w:val="fr-FR"/>
         </w:rPr>
         <w:t>mauvaise estimation des durées</w:t>
@@ -952,8 +954,6 @@
       </w:r>
       <w:r>
         <w:rPr>
-          <w:b/>
-          <w:bCs/>
           <w:lang w:val="fr-FR"/>
         </w:rPr>
         <w:t>conséquences financières importantes</w:t>
@@ -966,8 +966,6 @@
       </w:r>
       <w:r>
         <w:rPr>
-          <w:b/>
-          <w:bCs/>
           <w:lang w:val="fr-FR"/>
         </w:rPr>
         <w:t>retards</w:t>
@@ -980,8 +978,6 @@
       </w:r>
       <w:r>
         <w:rPr>
-          <w:b/>
-          <w:bCs/>
           <w:lang w:val="fr-FR"/>
         </w:rPr>
         <w:t>litiges contractuels</w:t>
@@ -1001,20 +997,9 @@
       </w:r>
       <w:r>
         <w:rPr>
-          <w:b/>
-          <w:bCs/>
-          <w:lang w:val="fr-FR"/>
-        </w:rPr>
-        <w:t xml:space="preserve">complexe, coûteuse, </w:t>
-      </w:r>
-      <w:r>
-        <w:rPr>
-          <w:b/>
-          <w:bCs/>
-          <w:lang w:val="fr-FR"/>
-        </w:rPr>
-        <w:lastRenderedPageBreak/>
-        <w:t>chronophage et sujette aux erreurs humaines</w:t>
+          <w:lang w:val="fr-FR"/>
+        </w:rPr>
+        <w:t>complexe, coûteuse, chronophage et sujette aux erreurs humaines</w:t>
       </w:r>
       <w:r>
         <w:rPr>
@@ -1024,8 +1009,6 @@
       </w:r>
       <w:r>
         <w:rPr>
-          <w:i/>
-          <w:iCs/>
           <w:lang w:val="fr-FR"/>
         </w:rPr>
         <w:t>MS Project</w:t>
@@ -1039,8 +1022,6 @@
       <w:proofErr w:type="spellStart"/>
       <w:r>
         <w:rPr>
-          <w:i/>
-          <w:iCs/>
           <w:lang w:val="fr-FR"/>
         </w:rPr>
         <w:t>Primavera</w:t>
@@ -1048,8 +1029,6 @@
       <w:proofErr w:type="spellEnd"/>
       <w:r>
         <w:rPr>
-          <w:i/>
-          <w:iCs/>
           <w:lang w:val="fr-FR"/>
         </w:rPr>
         <w:t xml:space="preserve"> P6</w:t>
@@ -1075,8 +1054,6 @@
       </w:r>
       <w:r>
         <w:rPr>
-          <w:b/>
-          <w:bCs/>
           <w:lang w:val="fr-FR"/>
         </w:rPr>
         <w:t>proposer une approche innovante</w:t>
@@ -1089,8 +1066,6 @@
       </w:r>
       <w:r>
         <w:rPr>
-          <w:b/>
-          <w:bCs/>
           <w:lang w:val="fr-FR"/>
         </w:rPr>
         <w:t>automatiser la génération des plannings de construction</w:t>
@@ -1103,8 +1078,6 @@
       </w:r>
       <w:r>
         <w:rPr>
-          <w:b/>
-          <w:bCs/>
           <w:lang w:val="fr-FR"/>
         </w:rPr>
         <w:t>fichiers BIM</w:t>
@@ -1124,8 +1097,6 @@
       </w:r>
       <w:r>
         <w:rPr>
-          <w:b/>
-          <w:bCs/>
           <w:lang w:val="fr-FR"/>
         </w:rPr>
         <w:t>données contenues dans le modèle numérique du bâtiment</w:t>
@@ -1152,12 +1123,17 @@
         <w:rPr>
           <w:lang w:val="fr-FR"/>
         </w:rPr>
-        <w:t xml:space="preserve">afin de concevoir un </w:t>
-      </w:r>
-      <w:r>
-        <w:rPr>
-          <w:b/>
-          <w:bCs/>
+        <w:t xml:space="preserve">afin </w:t>
+      </w:r>
+      <w:r>
+        <w:rPr>
+          <w:lang w:val="fr-FR"/>
+        </w:rPr>
+        <w:lastRenderedPageBreak/>
+        <w:t xml:space="preserve">de concevoir un </w:t>
+      </w:r>
+      <w:r>
+        <w:rPr>
           <w:lang w:val="fr-FR"/>
         </w:rPr>
         <w:t>système intelligent</w:t>
@@ -1170,8 +1146,6 @@
       </w:r>
       <w:r>
         <w:rPr>
-          <w:b/>
-          <w:bCs/>
           <w:lang w:val="fr-FR"/>
         </w:rPr>
         <w:t>déterminer automatiquement la durée, les ressources et les coûts</w:t>
@@ -1197,8 +1171,6 @@
       </w:r>
       <w:r>
         <w:rPr>
-          <w:b/>
-          <w:bCs/>
           <w:lang w:val="fr-FR"/>
         </w:rPr>
         <w:t>double motivation</w:t>
@@ -1229,8 +1201,6 @@
       </w:r>
       <w:r>
         <w:rPr>
-          <w:b/>
-          <w:bCs/>
           <w:lang w:val="fr-FR"/>
         </w:rPr>
         <w:t>améliorer l’efficacité et la fiabilité</w:t>
@@ -1255,8 +1225,6 @@
       </w:r>
       <w:r>
         <w:rPr>
-          <w:b/>
-          <w:bCs/>
           <w:lang w:val="fr-FR"/>
         </w:rPr>
         <w:t>encourager la transformation numérique du secteur de la construction</w:t>
@@ -1269,8 +1237,6 @@
       </w:r>
       <w:r>
         <w:rPr>
-          <w:b/>
-          <w:bCs/>
           <w:lang w:val="fr-FR"/>
         </w:rPr>
         <w:t>réticent à adopter les nouvelles technologies</w:t>
@@ -1297,8 +1263,6 @@
       <w:proofErr w:type="spellStart"/>
       <w:r>
         <w:rPr>
-          <w:b/>
-          <w:bCs/>
           <w:lang w:val="fr-FR"/>
         </w:rPr>
         <w:t>blueprint</w:t>
@@ -1306,8 +1270,6 @@
       <w:proofErr w:type="spellEnd"/>
       <w:r>
         <w:rPr>
-          <w:b/>
-          <w:bCs/>
           <w:lang w:val="fr-FR"/>
         </w:rPr>
         <w:t xml:space="preserve"> conceptuel</w:t>
@@ -1320,8 +1282,6 @@
       </w:r>
       <w:r>
         <w:rPr>
-          <w:b/>
-          <w:bCs/>
           <w:lang w:val="fr-FR"/>
         </w:rPr>
         <w:t>feuille de route théorique</w:t>
@@ -1334,8 +1294,6 @@
       </w:r>
       <w:r>
         <w:rPr>
-          <w:b/>
-          <w:bCs/>
           <w:lang w:val="fr-FR"/>
         </w:rPr>
         <w:t>montrer la faisabilité et les bénéfices potentiels</w:t>
@@ -1348,8 +1306,6 @@
       </w:r>
       <w:r>
         <w:rPr>
-          <w:b/>
-          <w:bCs/>
           <w:lang w:val="fr-FR"/>
         </w:rPr>
         <w:t>BIM et le Machine Learning</w:t>
@@ -1382,8 +1338,6 @@
       </w:r>
       <w:r>
         <w:rPr>
-          <w:b/>
-          <w:bCs/>
           <w:lang w:val="fr-FR"/>
         </w:rPr>
         <w:t>module d’analyse du projet</w:t>
@@ -1409,8 +1363,6 @@
       </w:r>
       <w:r>
         <w:rPr>
-          <w:i/>
-          <w:iCs/>
           <w:lang w:val="fr-FR"/>
         </w:rPr>
         <w:t>Data Warehouse</w:t>
@@ -1436,8 +1388,6 @@
       </w:r>
       <w:r>
         <w:rPr>
-          <w:b/>
-          <w:bCs/>
           <w:lang w:val="fr-FR"/>
         </w:rPr>
         <w:t>module d’identification et de séquençage des activités</w:t>
@@ -1457,8 +1407,6 @@
       </w:r>
       <w:r>
         <w:rPr>
-          <w:b/>
-          <w:bCs/>
           <w:lang w:val="fr-FR"/>
         </w:rPr>
         <w:t>calculs de coûts, de durées et de ressources</w:t>
@@ -1478,8 +1426,6 @@
       </w:r>
       <w:r>
         <w:rPr>
-          <w:b/>
-          <w:bCs/>
           <w:lang w:val="fr-FR"/>
         </w:rPr>
         <w:t>analyseur de planning</w:t>
@@ -1505,8 +1451,6 @@
       </w:r>
       <w:r>
         <w:rPr>
-          <w:b/>
-          <w:bCs/>
           <w:lang w:val="fr-FR"/>
         </w:rPr>
         <w:t>environnement cloud</w:t>
@@ -1515,14 +1459,7 @@
         <w:rPr>
           <w:lang w:val="fr-FR"/>
         </w:rPr>
-        <w:t xml:space="preserve">, facilitant la collaboration entre plusieurs acteurs du projet et l’intégration continue de nouvelles </w:t>
-      </w:r>
-      <w:r>
-        <w:rPr>
-          <w:lang w:val="fr-FR"/>
-        </w:rPr>
-        <w:lastRenderedPageBreak/>
-        <w:t>données.</w:t>
+        <w:t>, facilitant la collaboration entre plusieurs acteurs du projet et l’intégration continue de nouvelles données.</w:t>
       </w:r>
       <w:r>
         <w:rPr>
@@ -1533,8 +1470,6 @@
       </w:r>
       <w:r>
         <w:rPr>
-          <w:b/>
-          <w:bCs/>
           <w:lang w:val="fr-FR"/>
         </w:rPr>
         <w:t>connecté à un système de gestion d’entreprise (ERP)</w:t>
@@ -1572,8 +1507,6 @@
       </w:r>
       <w:r>
         <w:rPr>
-          <w:b/>
-          <w:bCs/>
           <w:lang w:val="fr-FR"/>
         </w:rPr>
         <w:t>apprentissage et d’amélioration continue</w:t>
@@ -1606,8 +1539,6 @@
       </w:r>
       <w:r>
         <w:rPr>
-          <w:b/>
-          <w:bCs/>
           <w:lang w:val="fr-FR"/>
         </w:rPr>
         <w:t>limites importantes</w:t>
@@ -1623,12 +1554,16 @@
           <w:lang w:val="fr-FR"/>
         </w:rPr>
         <w:br/>
+      </w:r>
+      <w:r>
+        <w:rPr>
+          <w:lang w:val="fr-FR"/>
+        </w:rPr>
+        <w:lastRenderedPageBreak/>
         <w:t xml:space="preserve">Tout d’abord, ils soulignent que l’utilisation du </w:t>
       </w:r>
       <w:r>
         <w:rPr>
-          <w:b/>
-          <w:bCs/>
           <w:lang w:val="fr-FR"/>
         </w:rPr>
         <w:t>traitement automatique du langage naturel</w:t>
@@ -1641,8 +1576,6 @@
       </w:r>
       <w:r>
         <w:rPr>
-          <w:b/>
-          <w:bCs/>
           <w:lang w:val="fr-FR"/>
         </w:rPr>
         <w:t>ne garantit pas toujours la fiabilité des résultats</w:t>
@@ -1662,8 +1595,6 @@
       </w:r>
       <w:r>
         <w:rPr>
-          <w:b/>
-          <w:bCs/>
           <w:lang w:val="fr-FR"/>
         </w:rPr>
         <w:t>données issues de plannings anciens</w:t>
@@ -1676,8 +1607,6 @@
       </w:r>
       <w:r>
         <w:rPr>
-          <w:b/>
-          <w:bCs/>
           <w:lang w:val="fr-FR"/>
         </w:rPr>
         <w:t>projets répétitifs</w:t>
@@ -1690,8 +1619,6 @@
       </w:r>
       <w:r>
         <w:rPr>
-          <w:b/>
-          <w:bCs/>
           <w:lang w:val="fr-FR"/>
         </w:rPr>
         <w:t>durée, les coûts et les ressources</w:t>
@@ -1717,8 +1644,6 @@
       </w:r>
       <w:r>
         <w:rPr>
-          <w:b/>
-          <w:bCs/>
           <w:lang w:val="fr-FR"/>
         </w:rPr>
         <w:t>contraintes techniques liées aux standards BIM actuels</w:t>
@@ -1731,8 +1656,6 @@
       </w:r>
       <w:r>
         <w:rPr>
-          <w:b/>
-          <w:bCs/>
           <w:lang w:val="fr-FR"/>
         </w:rPr>
         <w:t>IFC</w:t>
@@ -1752,8 +1675,6 @@
       </w:r>
       <w:r>
         <w:rPr>
-          <w:b/>
-          <w:bCs/>
           <w:lang w:val="fr-FR"/>
         </w:rPr>
         <w:t>collaboration étroite avec les organismes internationaux</w:t>
@@ -1766,8 +1687,6 @@
       </w:r>
       <w:r>
         <w:rPr>
-          <w:b/>
-          <w:bCs/>
           <w:lang w:val="fr-FR"/>
         </w:rPr>
         <w:t>ISO</w:t>
@@ -1781,8 +1700,6 @@
       <w:proofErr w:type="spellStart"/>
       <w:r>
         <w:rPr>
-          <w:b/>
-          <w:bCs/>
           <w:lang w:val="fr-FR"/>
         </w:rPr>
         <w:t>BuildingSmart</w:t>
@@ -1809,8 +1726,6 @@
       </w:r>
       <w:r>
         <w:rPr>
-          <w:b/>
-          <w:bCs/>
           <w:lang w:val="fr-FR"/>
         </w:rPr>
         <w:t>tend à générer un trop grand nombre d’activités individuelles</w:t>
@@ -1830,8 +1745,6 @@
       </w:r>
       <w:r>
         <w:rPr>
-          <w:b/>
-          <w:bCs/>
           <w:lang w:val="fr-FR"/>
         </w:rPr>
         <w:t>impraticable pour un usage opérationnel</w:t>
@@ -1845,8 +1758,6 @@
       <w:proofErr w:type="spellStart"/>
       <w:r>
         <w:rPr>
-          <w:b/>
-          <w:bCs/>
           <w:lang w:val="fr-FR"/>
         </w:rPr>
         <w:t>regroupation</w:t>
@@ -1854,8 +1765,6 @@
       <w:proofErr w:type="spellEnd"/>
       <w:r>
         <w:rPr>
-          <w:b/>
-          <w:bCs/>
           <w:lang w:val="fr-FR"/>
         </w:rPr>
         <w:t xml:space="preserve"> des activités</w:t>
@@ -1881,8 +1790,6 @@
       </w:r>
       <w:r>
         <w:rPr>
-          <w:b/>
-          <w:bCs/>
           <w:lang w:val="fr-FR"/>
         </w:rPr>
         <w:t>système de suivi automatisé</w:t>
@@ -1895,8 +1802,6 @@
       </w:r>
       <w:r>
         <w:rPr>
-          <w:b/>
-          <w:bCs/>
           <w:lang w:val="fr-FR"/>
         </w:rPr>
         <w:t>mesurer en temps réel l’avancement des travaux</w:t>
@@ -1916,8 +1821,6 @@
       </w:r>
       <w:r>
         <w:rPr>
-          <w:b/>
-          <w:bCs/>
           <w:lang w:val="fr-FR"/>
         </w:rPr>
         <w:t>boucle d’apprentissage continue</w:t>
@@ -1956,9 +1859,1721 @@
     <w:p>
       <w:pPr>
         <w:rPr>
+          <w:lang w:val="fr-FR"/>
+        </w:rPr>
+      </w:pPr>
+      <w:r>
+        <w:rPr>
+          <w:lang w:val="fr-FR"/>
+        </w:rPr>
+        <w:t>Les chantier</w:t>
+      </w:r>
+      <w:r>
+        <w:rPr>
+          <w:lang w:val="fr-FR"/>
+        </w:rPr>
+        <w:t>s</w:t>
+      </w:r>
+      <w:r>
+        <w:rPr>
+          <w:lang w:val="fr-FR"/>
+        </w:rPr>
+        <w:t xml:space="preserve"> sont </w:t>
+      </w:r>
+      <w:r>
+        <w:rPr>
+          <w:lang w:val="fr-FR"/>
+        </w:rPr>
+        <w:t xml:space="preserve">des entités </w:t>
+      </w:r>
+      <w:r>
+        <w:rPr>
+          <w:lang w:val="fr-FR"/>
+        </w:rPr>
+        <w:t>vivant</w:t>
+      </w:r>
+      <w:r>
+        <w:rPr>
+          <w:lang w:val="fr-FR"/>
+        </w:rPr>
+        <w:t>es</w:t>
+      </w:r>
+      <w:r>
+        <w:rPr>
+          <w:lang w:val="fr-FR"/>
+        </w:rPr>
+        <w:t xml:space="preserve"> </w:t>
+      </w:r>
+      <w:r>
+        <w:rPr>
+          <w:lang w:val="fr-FR"/>
+        </w:rPr>
+        <w:t xml:space="preserve">qui </w:t>
+      </w:r>
+      <w:r>
+        <w:rPr>
+          <w:lang w:val="fr-FR"/>
+        </w:rPr>
+        <w:t>é</w:t>
+      </w:r>
+      <w:r>
+        <w:rPr>
+          <w:lang w:val="fr-FR"/>
+        </w:rPr>
+        <w:t>volue</w:t>
+      </w:r>
+      <w:r>
+        <w:rPr>
+          <w:lang w:val="fr-FR"/>
+        </w:rPr>
+        <w:t xml:space="preserve"> tous du long </w:t>
+      </w:r>
+      <w:r>
+        <w:rPr>
+          <w:lang w:val="fr-FR"/>
+        </w:rPr>
+        <w:t>des travaux</w:t>
+      </w:r>
+      <w:r>
+        <w:rPr>
+          <w:lang w:val="fr-FR"/>
+        </w:rPr>
+        <w:t xml:space="preserve"> pour finalement </w:t>
+      </w:r>
+      <w:r>
+        <w:rPr>
+          <w:lang w:val="fr-FR"/>
+        </w:rPr>
+        <w:t>complétement</w:t>
+      </w:r>
+      <w:r>
+        <w:rPr>
+          <w:lang w:val="fr-FR"/>
+        </w:rPr>
+        <w:t xml:space="preserve"> </w:t>
+      </w:r>
+      <w:r>
+        <w:rPr>
+          <w:lang w:val="fr-FR"/>
+        </w:rPr>
+        <w:t>disparaitre</w:t>
+      </w:r>
+      <w:r>
+        <w:rPr>
+          <w:lang w:val="fr-FR"/>
+        </w:rPr>
+        <w:t xml:space="preserve"> à la fin </w:t>
+      </w:r>
+      <w:r>
+        <w:rPr>
+          <w:lang w:val="fr-FR"/>
+        </w:rPr>
+        <w:t>du chantier.</w:t>
+      </w:r>
+      <w:r>
+        <w:rPr>
+          <w:lang w:val="fr-FR"/>
+        </w:rPr>
+        <w:t xml:space="preserve"> Il faut donc une planification </w:t>
+      </w:r>
+      <w:r>
+        <w:rPr>
+          <w:lang w:val="fr-FR"/>
+        </w:rPr>
+        <w:t xml:space="preserve">efficace est bien penser pour éviter tous problèmes </w:t>
+      </w:r>
+      <w:proofErr w:type="spellStart"/>
+      <w:r>
+        <w:rPr>
+          <w:lang w:val="fr-FR"/>
+        </w:rPr>
+        <w:t>liér</w:t>
+      </w:r>
+      <w:proofErr w:type="spellEnd"/>
+      <w:r>
+        <w:rPr>
+          <w:lang w:val="fr-FR"/>
+        </w:rPr>
+        <w:t xml:space="preserve"> aux contraintes d’espaces et optimiser les dépenses. C’est </w:t>
+      </w:r>
+      <w:r>
+        <w:rPr>
+          <w:lang w:val="fr-FR"/>
+        </w:rPr>
+        <w:t xml:space="preserve">sur cette optimisation que les chercheurs de … ont choisi de travailler, l’idée étant de s’appuyer sur un fichier BIM pour résoudre la planification </w:t>
+      </w:r>
+      <w:r>
+        <w:rPr>
+          <w:lang w:val="fr-FR"/>
+        </w:rPr>
+        <w:t>des projets</w:t>
+      </w:r>
+      <w:r>
+        <w:rPr>
+          <w:lang w:val="fr-FR"/>
+        </w:rPr>
+        <w:t xml:space="preserve"> de</w:t>
+      </w:r>
+      <w:r>
+        <w:rPr>
+          <w:lang w:val="fr-FR"/>
+        </w:rPr>
+        <w:t xml:space="preserve"> manière dynamique et évolutive. </w:t>
+      </w:r>
+    </w:p>
+    <w:p>
+      <w:pPr>
+        <w:rPr>
+          <w:lang w:val="fr-FR"/>
+        </w:rPr>
+      </w:pPr>
+      <w:r>
+        <w:rPr>
+          <w:lang w:val="fr-FR"/>
+        </w:rPr>
+        <w:t xml:space="preserve">Les chantiers sont des systèmes évolutifs qui se transforment tout au long de l’exécution jusqu’à disparaître à la livraison. D’où la nécessité d’une planification précise de l’aménagement de chantier afin de limiter les conflits d’espace, </w:t>
+      </w:r>
+      <w:r>
+        <w:rPr>
+          <w:lang w:val="fr-FR"/>
+        </w:rPr>
+        <w:t>réduire les coûts et les délais</w:t>
+      </w:r>
+      <w:r>
+        <w:rPr>
+          <w:lang w:val="fr-FR"/>
+        </w:rPr>
+        <w:t xml:space="preserve"> et </w:t>
+      </w:r>
+      <w:r>
+        <w:rPr>
+          <w:lang w:val="fr-FR"/>
+        </w:rPr>
+        <w:t>améliorer la sécurité</w:t>
+      </w:r>
+      <w:r>
+        <w:rPr>
+          <w:lang w:val="fr-FR"/>
+        </w:rPr>
+        <w:t xml:space="preserve"> des opérations. Dans cette perspective, </w:t>
+      </w:r>
+      <w:r>
+        <w:rPr>
+          <w:lang w:val="fr-FR"/>
+        </w:rPr>
+        <w:t>Ismail et al.</w:t>
+      </w:r>
+      <w:r>
+        <w:rPr>
+          <w:lang w:val="fr-FR"/>
+        </w:rPr>
+        <w:t xml:space="preserve"> </w:t>
+      </w:r>
+      <w:proofErr w:type="gramStart"/>
+      <w:r>
+        <w:rPr>
+          <w:lang w:val="fr-FR"/>
+        </w:rPr>
+        <w:t>proposent</w:t>
+      </w:r>
+      <w:proofErr w:type="gramEnd"/>
+      <w:r>
+        <w:rPr>
+          <w:lang w:val="fr-FR"/>
+        </w:rPr>
+        <w:t xml:space="preserve"> un </w:t>
+      </w:r>
+      <w:r>
+        <w:rPr>
+          <w:lang w:val="fr-FR"/>
+        </w:rPr>
+        <w:t>modèle dynamique d’aménagement</w:t>
+      </w:r>
+      <w:r>
+        <w:rPr>
+          <w:lang w:val="fr-FR"/>
+        </w:rPr>
+        <w:t xml:space="preserve"> fondé sur le </w:t>
+      </w:r>
+      <w:r>
+        <w:rPr>
+          <w:lang w:val="fr-FR"/>
+        </w:rPr>
+        <w:t>4D-BIM</w:t>
+      </w:r>
+      <w:r>
+        <w:rPr>
+          <w:lang w:val="fr-FR"/>
+        </w:rPr>
+        <w:t xml:space="preserve">, où </w:t>
+      </w:r>
+      <w:r>
+        <w:rPr>
+          <w:lang w:val="fr-FR"/>
+        </w:rPr>
+        <w:t>les installations temporaires sont disposées de manière continue dans un système de coordonnées</w:t>
+      </w:r>
+      <w:r>
+        <w:rPr>
+          <w:lang w:val="fr-FR"/>
+        </w:rPr>
+        <w:t xml:space="preserve"> et où </w:t>
+      </w:r>
+      <w:r>
+        <w:rPr>
+          <w:lang w:val="fr-FR"/>
+        </w:rPr>
+        <w:t>le calcul des quantités de matériaux suit l’évolution du planning et de l’avancement</w:t>
+      </w:r>
+      <w:r>
+        <w:rPr>
+          <w:lang w:val="fr-FR"/>
+        </w:rPr>
+        <w:t xml:space="preserve">. L’objectif est d’obtenir une </w:t>
+      </w:r>
+      <w:r>
+        <w:rPr>
+          <w:lang w:val="fr-FR"/>
+        </w:rPr>
+        <w:lastRenderedPageBreak/>
+        <w:t xml:space="preserve">solution plus réaliste et opérationnelle, capable </w:t>
+      </w:r>
+      <w:r>
+        <w:rPr>
+          <w:lang w:val="fr-FR"/>
+        </w:rPr>
+        <w:t>d’intégrer les transitions entre phases, les retards et les temps flottants</w:t>
+      </w:r>
+      <w:r>
+        <w:rPr>
+          <w:lang w:val="fr-FR"/>
+        </w:rPr>
+        <w:t xml:space="preserve">, tout en </w:t>
+      </w:r>
+      <w:r>
+        <w:rPr>
+          <w:lang w:val="fr-FR"/>
+        </w:rPr>
+        <w:t>optimisant la disposition des installations</w:t>
+      </w:r>
+      <w:r>
+        <w:rPr>
+          <w:lang w:val="fr-FR"/>
+        </w:rPr>
+        <w:t xml:space="preserve"> au moyen d’</w:t>
+      </w:r>
+      <w:r>
+        <w:rPr>
+          <w:lang w:val="fr-FR"/>
+        </w:rPr>
+        <w:t>algorithmes génétiques</w:t>
+      </w:r>
+      <w:r>
+        <w:rPr>
+          <w:lang w:val="fr-FR"/>
+        </w:rPr>
+        <w:t>.</w:t>
+      </w:r>
+    </w:p>
+    <w:p>
+      <w:pPr>
+        <w:spacing w:after="0" w:line="240" w:lineRule="auto"/>
+        <w:rPr>
+          <w:lang w:val="fr-FR"/>
+        </w:rPr>
+      </w:pPr>
+      <w:r>
+        <w:rPr>
+          <w:lang w:val="fr-FR"/>
+        </w:rPr>
+        <w:t>Dans un premier temps, les auteurs ont réalisé une revue de la littérature sur les modèles CSLP existants afin d’identifier les problèmes rencontrés et d’en dégager les principales caractéristiques</w:t>
+      </w:r>
+      <w:r>
+        <w:rPr>
+          <w:lang w:val="fr-FR"/>
+        </w:rPr>
+        <w:t>. À l’issue de cette lecture, ils ont structuré l’étude en cinq axes</w:t>
+      </w:r>
+      <w:r>
+        <w:rPr>
+          <w:lang w:val="fr-FR"/>
+        </w:rPr>
+        <w:t xml:space="preserve">, </w:t>
+      </w:r>
+      <w:r>
+        <w:rPr>
+          <w:lang w:val="fr-FR"/>
+        </w:rPr>
+        <w:t>la dimension temporelle, l’usage des technologies BIM, les contraintes d’aménagement du site, les méthodes d’optimisation, et la représentation des données.</w:t>
+      </w:r>
+    </w:p>
+    <w:p>
+      <w:pPr>
+        <w:spacing w:after="0" w:line="240" w:lineRule="auto"/>
+        <w:rPr>
+          <w:rFonts w:eastAsia="Times New Roman" w:cs="Times New Roman"/>
+          <w:b/>
+          <w:bCs/>
+          <w:kern w:val="0"/>
+          <w:lang w:val="fr-FR" w:eastAsia="es-AR"/>
+          <w14:ligatures w14:val="none"/>
+        </w:rPr>
+      </w:pPr>
+    </w:p>
+    <w:p>
+      <w:pPr>
+        <w:spacing w:after="0" w:line="240" w:lineRule="auto"/>
+        <w:rPr>
+          <w:lang w:val="fr-FR"/>
+        </w:rPr>
+      </w:pPr>
+      <w:r>
+        <w:rPr>
+          <w:lang w:val="fr-FR"/>
+        </w:rPr>
+        <w:t>Dans la littérature, la planification d’aménagement de chantier se décline en deux approches temporelles</w:t>
+      </w:r>
+      <w:r>
+        <w:rPr>
+          <w:lang w:val="fr-FR"/>
+        </w:rPr>
+        <w:t>. L</w:t>
+      </w:r>
+      <w:r>
+        <w:rPr>
+          <w:lang w:val="fr-FR"/>
+        </w:rPr>
+        <w:t>es modèles statiques, qui cherchent un placement optimal sans considérer la durée de présence des installations, et les modèles dynamiques, qui tiennent compte de la durée d’occupation et de l’évolution du chantier par phases. En pratique, les modèles dynamiques découpent le projet en phases et construisent des aménagements partiels reliés entre eux ; ils peuvent aussi intégrer les temps flottants (</w:t>
+      </w:r>
+      <w:proofErr w:type="spellStart"/>
+      <w:r>
+        <w:rPr>
+          <w:lang w:val="fr-FR"/>
+        </w:rPr>
+        <w:t>float</w:t>
+      </w:r>
+      <w:proofErr w:type="spellEnd"/>
+      <w:r>
+        <w:rPr>
+          <w:lang w:val="fr-FR"/>
+        </w:rPr>
+        <w:t xml:space="preserve">) afin d’analyser l’impact de décalages d’activités sur la disposition des installations. Cette prise en compte temporelle permet de mieux refléter la réalité du chantier et d’ajuster la </w:t>
+      </w:r>
+      <w:proofErr w:type="spellStart"/>
+      <w:r>
+        <w:rPr>
+          <w:lang w:val="fr-FR"/>
+        </w:rPr>
+        <w:t>layout</w:t>
+      </w:r>
+      <w:proofErr w:type="spellEnd"/>
+      <w:r>
+        <w:rPr>
+          <w:lang w:val="fr-FR"/>
+        </w:rPr>
+        <w:t xml:space="preserve"> au fil de l’avancement</w:t>
+      </w:r>
+      <w:r>
+        <w:rPr>
+          <w:lang w:val="fr-FR"/>
+        </w:rPr>
+        <w:t>.</w:t>
+      </w:r>
+    </w:p>
+    <w:p>
+      <w:pPr>
+        <w:spacing w:after="0" w:line="240" w:lineRule="auto"/>
+        <w:rPr>
+          <w:lang w:val="fr-FR"/>
+        </w:rPr>
+      </w:pPr>
+    </w:p>
+    <w:p>
+      <w:pPr>
+        <w:spacing w:after="0" w:line="240" w:lineRule="auto"/>
+        <w:rPr>
+          <w:lang w:val="fr-FR"/>
+        </w:rPr>
+      </w:pPr>
+      <w:r>
+        <w:rPr>
+          <w:lang w:val="fr-FR"/>
+        </w:rPr>
+        <w:t>Dans les modèles d’aménagement, le BIM sert de socle d’information</w:t>
+      </w:r>
+      <w:r>
+        <w:rPr>
+          <w:lang w:val="fr-FR"/>
+        </w:rPr>
+        <w:t xml:space="preserve">, </w:t>
+      </w:r>
+      <w:r>
+        <w:rPr>
+          <w:lang w:val="fr-FR"/>
+        </w:rPr>
+        <w:t>il fournit automatiquement les données géométriques et quantitatives nécessaires pour déterminer le nombre et la taille des installations temporaires, tandis que les données d’échéancier sont couplées au modèle pour former un 4D-BIM exploitable en planification dynamique. Opérationnellement, les quantités de matériaux sont extraites depuis Revit</w:t>
+      </w:r>
+      <w:r>
+        <w:rPr>
+          <w:lang w:val="fr-FR"/>
+        </w:rPr>
+        <w:t xml:space="preserve">. </w:t>
+      </w:r>
+      <w:r>
+        <w:rPr>
+          <w:lang w:val="fr-FR"/>
+        </w:rPr>
+        <w:t>Ce couplage facilite le calcul des quantités en fonction de l’avancement et des modifications de planning, rendant la planification du site plus réaliste et réactive.</w:t>
+      </w:r>
+    </w:p>
+    <w:p>
+      <w:pPr>
+        <w:spacing w:after="0" w:line="240" w:lineRule="auto"/>
+        <w:rPr>
+          <w:lang w:val="fr-FR"/>
+        </w:rPr>
+      </w:pPr>
+    </w:p>
+    <w:p>
+      <w:pPr>
+        <w:pStyle w:val="Paragraphedeliste"/>
+        <w:numPr>
+          <w:ilvl w:val="0"/>
+          <w:numId w:val="12"/>
+        </w:numPr>
+        <w:spacing w:after="0" w:line="240" w:lineRule="auto"/>
+        <w:rPr>
+          <w:rStyle w:val="Accentuation"/>
+          <w:i w:val="0"/>
+          <w:iCs w:val="0"/>
+          <w:lang w:val="fr-FR"/>
+        </w:rPr>
+      </w:pPr>
+      <w:r>
+        <w:rPr>
+          <w:rStyle w:val="lev"/>
+          <w:lang w:val="fr-FR"/>
+        </w:rPr>
+        <w:t>Coupler le planning au besoin en installations</w:t>
+      </w:r>
+      <w:r>
+        <w:rPr>
+          <w:lang w:val="fr-FR"/>
+        </w:rPr>
+        <w:br/>
+        <w:t xml:space="preserve">Ils lient </w:t>
+      </w:r>
+      <w:r>
+        <w:rPr>
+          <w:rStyle w:val="lev"/>
+          <w:lang w:val="fr-FR"/>
+        </w:rPr>
+        <w:t>chaque activité</w:t>
+      </w:r>
+      <w:r>
+        <w:rPr>
+          <w:lang w:val="fr-FR"/>
+        </w:rPr>
+        <w:t xml:space="preserve"> du planning aux </w:t>
+      </w:r>
+      <w:r>
+        <w:rPr>
+          <w:rStyle w:val="lev"/>
+          <w:lang w:val="fr-FR"/>
+        </w:rPr>
+        <w:t>installations temporaires</w:t>
+      </w:r>
+      <w:r>
+        <w:rPr>
+          <w:lang w:val="fr-FR"/>
+        </w:rPr>
+        <w:t xml:space="preserve"> qu’elle requiert pour constituer un </w:t>
+      </w:r>
+      <w:proofErr w:type="spellStart"/>
+      <w:r>
+        <w:rPr>
+          <w:rStyle w:val="Accentuation"/>
+          <w:lang w:val="fr-FR"/>
+        </w:rPr>
+        <w:t>facilities</w:t>
+      </w:r>
+      <w:proofErr w:type="spellEnd"/>
+      <w:r>
+        <w:rPr>
+          <w:rStyle w:val="Accentuation"/>
+          <w:lang w:val="fr-FR"/>
+        </w:rPr>
+        <w:t xml:space="preserve"> </w:t>
+      </w:r>
+      <w:proofErr w:type="spellStart"/>
+      <w:r>
+        <w:rPr>
+          <w:rStyle w:val="Accentuation"/>
+          <w:lang w:val="fr-FR"/>
+        </w:rPr>
+        <w:t>requirements</w:t>
+      </w:r>
+      <w:proofErr w:type="spellEnd"/>
+      <w:r>
+        <w:rPr>
+          <w:rStyle w:val="Accentuation"/>
+          <w:lang w:val="fr-FR"/>
+        </w:rPr>
+        <w:t xml:space="preserve"> </w:t>
+      </w:r>
+      <w:proofErr w:type="spellStart"/>
+      <w:r>
+        <w:rPr>
+          <w:rStyle w:val="Accentuation"/>
+          <w:lang w:val="fr-FR"/>
+        </w:rPr>
+        <w:t>schedule</w:t>
+      </w:r>
+      <w:proofErr w:type="spellEnd"/>
+    </w:p>
+    <w:p>
+      <w:pPr>
+        <w:pStyle w:val="Paragraphedeliste"/>
+        <w:numPr>
+          <w:ilvl w:val="0"/>
+          <w:numId w:val="12"/>
+        </w:numPr>
+        <w:spacing w:after="0" w:line="240" w:lineRule="auto"/>
+        <w:rPr>
+          <w:lang w:val="fr-FR"/>
+        </w:rPr>
+      </w:pPr>
+      <w:r>
+        <w:rPr>
+          <w:rStyle w:val="lev"/>
+          <w:lang w:val="fr-FR"/>
+        </w:rPr>
+        <w:t>Extraire le planning (CSV) et construire la table des besoins (Excel)</w:t>
+      </w:r>
+      <w:r>
+        <w:rPr>
+          <w:lang w:val="fr-FR"/>
+        </w:rPr>
+        <w:br/>
+        <w:t>Ils exportent l’</w:t>
+      </w:r>
+      <w:r>
+        <w:rPr>
+          <w:rStyle w:val="lev"/>
+          <w:lang w:val="fr-FR"/>
+        </w:rPr>
+        <w:t>échéancier en CSV</w:t>
+      </w:r>
+      <w:r>
+        <w:rPr>
+          <w:lang w:val="fr-FR"/>
+        </w:rPr>
+        <w:t xml:space="preserve"> et utilisent </w:t>
+      </w:r>
+      <w:r>
+        <w:rPr>
+          <w:rStyle w:val="lev"/>
+          <w:lang w:val="fr-FR"/>
+        </w:rPr>
+        <w:t>Excel</w:t>
+      </w:r>
+      <w:r>
+        <w:rPr>
+          <w:lang w:val="fr-FR"/>
+        </w:rPr>
+        <w:t xml:space="preserve"> pour dériver la table des besoins en installations.</w:t>
+      </w:r>
+    </w:p>
+    <w:p>
+      <w:pPr>
+        <w:pStyle w:val="Paragraphedeliste"/>
+        <w:numPr>
+          <w:ilvl w:val="0"/>
+          <w:numId w:val="12"/>
+        </w:numPr>
+        <w:spacing w:after="0" w:line="240" w:lineRule="auto"/>
+        <w:rPr>
+          <w:lang w:val="fr-FR"/>
+        </w:rPr>
+      </w:pPr>
+      <w:r>
+        <w:rPr>
+          <w:rStyle w:val="lev"/>
+          <w:lang w:val="fr-FR"/>
+        </w:rPr>
+        <w:t>Mesurer automatiquement les quantités via le BIM (Revit) et passer en 4D</w:t>
+      </w:r>
+      <w:r>
+        <w:rPr>
+          <w:lang w:val="fr-FR"/>
+        </w:rPr>
+        <w:br/>
+        <w:t xml:space="preserve">(1) </w:t>
+      </w:r>
+      <w:r>
+        <w:rPr>
+          <w:rStyle w:val="lev"/>
+          <w:lang w:val="fr-FR"/>
+        </w:rPr>
+        <w:t>Extraction des quantités</w:t>
+      </w:r>
+      <w:r>
+        <w:rPr>
+          <w:lang w:val="fr-FR"/>
+        </w:rPr>
+        <w:t xml:space="preserve"> dans </w:t>
+      </w:r>
+      <w:r>
+        <w:rPr>
+          <w:rStyle w:val="lev"/>
+          <w:lang w:val="fr-FR"/>
+        </w:rPr>
+        <w:t>Revit</w:t>
+      </w:r>
+      <w:r>
+        <w:rPr>
+          <w:lang w:val="fr-FR"/>
+        </w:rPr>
+        <w:t xml:space="preserve"> ; (2) </w:t>
+      </w:r>
+      <w:r>
+        <w:rPr>
+          <w:rStyle w:val="lev"/>
+          <w:lang w:val="fr-FR"/>
+        </w:rPr>
+        <w:t>durée des activités</w:t>
+      </w:r>
+      <w:r>
+        <w:rPr>
+          <w:lang w:val="fr-FR"/>
+        </w:rPr>
+        <w:t xml:space="preserve"> depuis le planning ; (3) </w:t>
+      </w:r>
+      <w:r>
+        <w:rPr>
+          <w:rStyle w:val="lev"/>
+          <w:lang w:val="fr-FR"/>
+        </w:rPr>
+        <w:t>liaison planning–BIM</w:t>
+      </w:r>
+      <w:r>
+        <w:rPr>
+          <w:lang w:val="fr-FR"/>
+        </w:rPr>
+        <w:t xml:space="preserve"> dans </w:t>
+      </w:r>
+      <w:r>
+        <w:rPr>
+          <w:rStyle w:val="lev"/>
+          <w:lang w:val="fr-FR"/>
+        </w:rPr>
+        <w:t>Navisworks</w:t>
+      </w:r>
+      <w:r>
+        <w:rPr>
+          <w:lang w:val="fr-FR"/>
+        </w:rPr>
+        <w:t xml:space="preserve"> ; (4) calcul du </w:t>
+      </w:r>
+      <w:r>
+        <w:rPr>
+          <w:rStyle w:val="lev"/>
+          <w:lang w:val="fr-FR"/>
+        </w:rPr>
+        <w:t>taux de consommation</w:t>
+      </w:r>
+      <w:r>
+        <w:rPr>
+          <w:lang w:val="fr-FR"/>
+        </w:rPr>
+        <w:t xml:space="preserve"> (hypothèse linéaire) ; (5) </w:t>
+      </w:r>
+      <w:r>
+        <w:rPr>
+          <w:rStyle w:val="lev"/>
+          <w:lang w:val="fr-FR"/>
+        </w:rPr>
+        <w:t>dimensionnement</w:t>
+      </w:r>
+      <w:r>
+        <w:rPr>
+          <w:lang w:val="fr-FR"/>
+        </w:rPr>
+        <w:t xml:space="preserve"> des aires à partir des relations fournies.</w:t>
+      </w:r>
+    </w:p>
+    <w:p>
+      <w:pPr>
+        <w:pStyle w:val="Paragraphedeliste"/>
+        <w:numPr>
+          <w:ilvl w:val="0"/>
+          <w:numId w:val="12"/>
+        </w:numPr>
+        <w:spacing w:after="0" w:line="240" w:lineRule="auto"/>
+        <w:rPr>
+          <w:lang w:val="fr-FR"/>
+        </w:rPr>
+      </w:pPr>
+      <w:r>
+        <w:rPr>
+          <w:rStyle w:val="lev"/>
+          <w:lang w:val="fr-FR"/>
+        </w:rPr>
+        <w:t>Définir l’espace de solutions “continu” (coordonnées) et le caractère dynamique</w:t>
+      </w:r>
+      <w:r>
+        <w:rPr>
+          <w:lang w:val="fr-FR"/>
+        </w:rPr>
+        <w:br/>
+        <w:t xml:space="preserve">Les installations sont </w:t>
+      </w:r>
+      <w:r>
+        <w:rPr>
+          <w:rStyle w:val="lev"/>
+          <w:lang w:val="fr-FR"/>
+        </w:rPr>
+        <w:t>disposées en continu</w:t>
+      </w:r>
+      <w:r>
+        <w:rPr>
+          <w:lang w:val="fr-FR"/>
+        </w:rPr>
+        <w:t xml:space="preserve"> (coordonnées </w:t>
+      </w:r>
+      <m:oMath>
+        <m:r>
+          <w:rPr>
+            <w:rFonts w:ascii="Cambria Math" w:hAnsi="Cambria Math"/>
+          </w:rPr>
+          <m:t>x</m:t>
+        </m:r>
+        <m:r>
+          <w:rPr>
+            <w:rFonts w:ascii="Cambria Math" w:hAnsi="Cambria Math"/>
+            <w:lang w:val="fr-FR"/>
+          </w:rPr>
+          <m:t>,</m:t>
+        </m:r>
+        <m:r>
+          <w:rPr>
+            <w:rFonts w:ascii="Cambria Math" w:hAnsi="Cambria Math"/>
+          </w:rPr>
+          <m:t>y</m:t>
+        </m:r>
+      </m:oMath>
+      <w:r>
+        <w:rPr>
+          <w:lang w:val="fr-FR"/>
+        </w:rPr>
+        <w:t xml:space="preserve">) et l’approche </w:t>
+      </w:r>
+      <w:r>
+        <w:rPr>
+          <w:rStyle w:val="lev"/>
+          <w:lang w:val="fr-FR"/>
+        </w:rPr>
+        <w:t>considère</w:t>
+      </w:r>
+      <w:r>
+        <w:rPr>
+          <w:lang w:val="fr-FR"/>
+        </w:rPr>
+        <w:t xml:space="preserve"> les </w:t>
+      </w:r>
+      <w:r>
+        <w:rPr>
+          <w:rStyle w:val="lev"/>
+          <w:lang w:val="fr-FR"/>
+        </w:rPr>
+        <w:t>transitions entre phases</w:t>
+      </w:r>
+      <w:r>
+        <w:rPr>
+          <w:lang w:val="fr-FR"/>
+        </w:rPr>
+        <w:t xml:space="preserve">, les </w:t>
+      </w:r>
+      <w:r>
+        <w:rPr>
+          <w:rStyle w:val="lev"/>
+          <w:lang w:val="fr-FR"/>
+        </w:rPr>
+        <w:t>retards</w:t>
+      </w:r>
+      <w:r>
+        <w:rPr>
+          <w:lang w:val="fr-FR"/>
+        </w:rPr>
+        <w:t xml:space="preserve"> et les </w:t>
+      </w:r>
+      <w:r>
+        <w:rPr>
+          <w:rStyle w:val="lev"/>
+          <w:lang w:val="fr-FR"/>
+        </w:rPr>
+        <w:t>temps flottants</w:t>
+      </w:r>
+      <w:r>
+        <w:rPr>
+          <w:lang w:val="fr-FR"/>
+        </w:rPr>
+        <w:t>.</w:t>
+      </w:r>
+    </w:p>
+    <w:p>
+      <w:pPr>
+        <w:pStyle w:val="Paragraphedeliste"/>
+        <w:numPr>
+          <w:ilvl w:val="0"/>
+          <w:numId w:val="12"/>
+        </w:numPr>
+        <w:spacing w:after="0" w:line="240" w:lineRule="auto"/>
+        <w:rPr>
+          <w:lang w:val="fr-FR"/>
+        </w:rPr>
+      </w:pPr>
+      <w:r>
+        <w:rPr>
+          <w:rStyle w:val="lev"/>
+          <w:lang w:val="fr-FR"/>
+        </w:rPr>
+        <w:t>Formuler la fonction objectif (coûts) et les contraintes</w:t>
+      </w:r>
+      <w:r>
+        <w:rPr>
+          <w:lang w:val="fr-FR"/>
+        </w:rPr>
+        <w:br/>
+        <w:t xml:space="preserve">Ils minimisent un </w:t>
+      </w:r>
+      <w:r>
+        <w:rPr>
+          <w:rStyle w:val="lev"/>
+          <w:lang w:val="fr-FR"/>
+        </w:rPr>
+        <w:t>coût total</w:t>
+      </w:r>
+      <w:r>
+        <w:rPr>
+          <w:lang w:val="fr-FR"/>
+        </w:rPr>
+        <w:t xml:space="preserve"> </w:t>
+      </w:r>
+      <m:oMath>
+        <m:r>
+          <w:rPr>
+            <w:rFonts w:ascii="Cambria Math" w:hAnsi="Cambria Math"/>
+            <w:lang w:val="fr-FR"/>
+          </w:rPr>
+          <m:t>**</m:t>
+        </m:r>
+        <m:r>
+          <w:rPr>
+            <w:rFonts w:ascii="Cambria Math" w:hAnsi="Cambria Math"/>
+          </w:rPr>
+          <m:t>TC</m:t>
+        </m:r>
+        <m:r>
+          <w:rPr>
+            <w:rFonts w:ascii="Cambria Math" w:hAnsi="Cambria Math"/>
+            <w:lang w:val="fr-FR"/>
+          </w:rPr>
+          <m:t>=</m:t>
+        </m:r>
+        <m:r>
+          <w:rPr>
+            <w:rFonts w:ascii="Cambria Math" w:hAnsi="Cambria Math"/>
+          </w:rPr>
+          <m:t>TTC</m:t>
+        </m:r>
+        <m:r>
+          <w:rPr>
+            <w:rFonts w:ascii="Cambria Math" w:hAnsi="Cambria Math"/>
+            <w:lang w:val="fr-FR"/>
+          </w:rPr>
+          <m:t>+</m:t>
+        </m:r>
+        <m:r>
+          <w:rPr>
+            <w:rFonts w:ascii="Cambria Math" w:hAnsi="Cambria Math"/>
+          </w:rPr>
+          <m:t>FC</m:t>
+        </m:r>
+        <m:r>
+          <w:rPr>
+            <w:rFonts w:ascii="Cambria Math" w:hAnsi="Cambria Math"/>
+            <w:lang w:val="fr-FR"/>
+          </w:rPr>
+          <m:t>**</m:t>
+        </m:r>
+      </m:oMath>
+      <w:r>
+        <w:rPr>
+          <w:lang w:val="fr-FR"/>
+        </w:rPr>
+        <w:t xml:space="preserve">: </w:t>
+      </w:r>
+      <w:r>
+        <w:rPr>
+          <w:rStyle w:val="lev"/>
+          <w:lang w:val="fr-FR"/>
+        </w:rPr>
+        <w:t>transport</w:t>
+      </w:r>
+      <w:r>
+        <w:rPr>
+          <w:lang w:val="fr-FR"/>
+        </w:rPr>
+        <w:t xml:space="preserve"> + </w:t>
+      </w:r>
+      <w:r>
+        <w:rPr>
+          <w:rStyle w:val="lev"/>
+          <w:lang w:val="fr-FR"/>
+        </w:rPr>
+        <w:t>(assemblage, démontage, relocalisation)</w:t>
+      </w:r>
+      <w:r>
+        <w:rPr>
+          <w:lang w:val="fr-FR"/>
+        </w:rPr>
+        <w:t>, sous contraintes (</w:t>
+      </w:r>
+      <w:r>
+        <w:rPr>
+          <w:rStyle w:val="lev"/>
+          <w:lang w:val="fr-FR"/>
+        </w:rPr>
+        <w:t>limites de site</w:t>
+      </w:r>
+      <w:r>
+        <w:rPr>
+          <w:lang w:val="fr-FR"/>
+        </w:rPr>
+        <w:t xml:space="preserve">, </w:t>
+      </w:r>
+      <w:r>
+        <w:rPr>
+          <w:rStyle w:val="lev"/>
+          <w:lang w:val="fr-FR"/>
+        </w:rPr>
+        <w:t>non-recouvrement</w:t>
+      </w:r>
+      <w:r>
+        <w:rPr>
+          <w:lang w:val="fr-FR"/>
+        </w:rPr>
+        <w:t xml:space="preserve">, </w:t>
+      </w:r>
+      <w:proofErr w:type="gramStart"/>
+      <w:r>
+        <w:rPr>
+          <w:rStyle w:val="lev"/>
+          <w:lang w:val="fr-FR"/>
+        </w:rPr>
+        <w:t>sécurité</w:t>
+      </w:r>
+      <w:r>
+        <w:rPr>
+          <w:lang w:val="fr-FR"/>
+        </w:rPr>
+        <w:t>:</w:t>
+      </w:r>
+      <w:proofErr w:type="gramEnd"/>
+      <w:r>
+        <w:rPr>
+          <w:lang w:val="fr-FR"/>
+        </w:rPr>
+        <w:t xml:space="preserve"> distances mini, </w:t>
+      </w:r>
+      <w:r>
+        <w:rPr>
+          <w:rStyle w:val="lev"/>
+          <w:lang w:val="fr-FR"/>
+        </w:rPr>
+        <w:t>zones interdites/sécurité</w:t>
+      </w:r>
+      <w:r>
+        <w:rPr>
+          <w:lang w:val="fr-FR"/>
+        </w:rPr>
+        <w:t xml:space="preserve">, </w:t>
+      </w:r>
+      <w:r>
+        <w:rPr>
+          <w:rStyle w:val="lev"/>
+          <w:lang w:val="fr-FR"/>
+        </w:rPr>
+        <w:t>portée de grue</w:t>
+      </w:r>
+      <w:r>
+        <w:rPr>
+          <w:lang w:val="fr-FR"/>
+        </w:rPr>
+        <w:t>).</w:t>
+      </w:r>
+    </w:p>
+    <w:p>
+      <w:pPr>
+        <w:pStyle w:val="Paragraphedeliste"/>
+        <w:numPr>
+          <w:ilvl w:val="0"/>
+          <w:numId w:val="12"/>
+        </w:numPr>
+        <w:spacing w:after="0" w:line="240" w:lineRule="auto"/>
+        <w:rPr>
+          <w:lang w:val="fr-FR"/>
+        </w:rPr>
+      </w:pPr>
+      <w:r>
+        <w:rPr>
+          <w:rStyle w:val="lev"/>
+          <w:lang w:val="fr-FR"/>
+        </w:rPr>
+        <w:t>Optimiser avec des algorithmes génétiques (GA)</w:t>
+      </w:r>
+      <w:r>
+        <w:rPr>
+          <w:lang w:val="fr-FR"/>
+        </w:rPr>
+        <w:br/>
+      </w:r>
+      <w:r>
+        <w:rPr>
+          <w:rStyle w:val="lev"/>
+          <w:lang w:val="fr-FR"/>
+        </w:rPr>
+        <w:t>Codage réel</w:t>
+      </w:r>
+      <w:r>
+        <w:rPr>
+          <w:lang w:val="fr-FR"/>
+        </w:rPr>
+        <w:t xml:space="preserve"> par installation </w:t>
+      </w:r>
+      <m:oMath>
+        <m:r>
+          <w:rPr>
+            <w:rFonts w:ascii="Cambria Math" w:hAnsi="Cambria Math"/>
+            <w:lang w:val="fr-FR"/>
+          </w:rPr>
+          <m:t>(</m:t>
+        </m:r>
+        <m:r>
+          <w:rPr>
+            <w:rFonts w:ascii="Cambria Math" w:hAnsi="Cambria Math"/>
+          </w:rPr>
+          <m:t>x</m:t>
+        </m:r>
+        <m:r>
+          <w:rPr>
+            <w:rFonts w:ascii="Cambria Math" w:hAnsi="Cambria Math"/>
+            <w:lang w:val="fr-FR"/>
+          </w:rPr>
+          <m:t>,</m:t>
+        </m:r>
+        <m:r>
+          <w:rPr>
+            <w:rFonts w:ascii="Cambria Math" w:hAnsi="Cambria Math"/>
+          </w:rPr>
+          <m:t>y</m:t>
+        </m:r>
+        <m:r>
+          <w:rPr>
+            <w:rFonts w:ascii="Cambria Math" w:hAnsi="Cambria Math"/>
+            <w:lang w:val="fr-FR"/>
+          </w:rPr>
+          <m:t>,</m:t>
+        </m:r>
+        <m:r>
+          <w:rPr>
+            <w:rFonts w:ascii="Cambria Math" w:hAnsi="Cambria Math"/>
+          </w:rPr>
+          <m:t>l</m:t>
+        </m:r>
+        <m:r>
+          <w:rPr>
+            <w:rFonts w:ascii="Cambria Math" w:hAnsi="Cambria Math"/>
+            <w:lang w:val="fr-FR"/>
+          </w:rPr>
+          <m:t>,</m:t>
+        </m:r>
+        <m:r>
+          <w:rPr>
+            <w:rFonts w:ascii="Cambria Math" w:hAnsi="Cambria Math"/>
+          </w:rPr>
+          <m:t>w</m:t>
+        </m:r>
+        <m:r>
+          <w:rPr>
+            <w:rFonts w:ascii="Cambria Math" w:hAnsi="Cambria Math"/>
+            <w:lang w:val="fr-FR"/>
+          </w:rPr>
+          <m:t>)</m:t>
+        </m:r>
+      </m:oMath>
+      <w:r>
+        <w:rPr>
+          <w:lang w:val="fr-FR"/>
+        </w:rPr>
+        <w:t xml:space="preserve">, </w:t>
+      </w:r>
+      <w:r>
+        <w:rPr>
+          <w:rStyle w:val="lev"/>
+          <w:lang w:val="fr-FR"/>
+        </w:rPr>
+        <w:t>crossover</w:t>
+      </w:r>
+      <w:r>
+        <w:rPr>
+          <w:lang w:val="fr-FR"/>
+        </w:rPr>
+        <w:t xml:space="preserve"> arithmétique, </w:t>
+      </w:r>
+      <w:r>
+        <w:rPr>
+          <w:rStyle w:val="lev"/>
+          <w:lang w:val="fr-FR"/>
+        </w:rPr>
+        <w:t>mutation</w:t>
+      </w:r>
+      <w:r>
+        <w:rPr>
+          <w:lang w:val="fr-FR"/>
+        </w:rPr>
+        <w:t xml:space="preserve"> (bruit ou déplacement aléatoire), implémentés en </w:t>
+      </w:r>
+      <w:r>
+        <w:rPr>
+          <w:rStyle w:val="lev"/>
+          <w:lang w:val="fr-FR"/>
+        </w:rPr>
+        <w:t>Python</w:t>
+      </w:r>
+      <w:r>
+        <w:rPr>
+          <w:lang w:val="fr-FR"/>
+        </w:rPr>
+        <w:t>.</w:t>
+      </w:r>
+    </w:p>
+    <w:p>
+      <w:pPr>
+        <w:pStyle w:val="Paragraphedeliste"/>
+        <w:numPr>
+          <w:ilvl w:val="0"/>
+          <w:numId w:val="12"/>
+        </w:numPr>
+        <w:spacing w:after="0" w:line="240" w:lineRule="auto"/>
+        <w:rPr>
+          <w:lang w:val="fr-FR"/>
+        </w:rPr>
+      </w:pPr>
+      <w:r>
+        <w:rPr>
+          <w:rStyle w:val="lev"/>
+          <w:lang w:val="fr-FR"/>
+        </w:rPr>
+        <w:t>Valider sur un cas réel outillé (Revit, P6→CSV, Navisworks, Revit API)</w:t>
+      </w:r>
+      <w:r>
+        <w:rPr>
+          <w:lang w:val="fr-FR"/>
+        </w:rPr>
+        <w:br/>
+        <w:t xml:space="preserve">Ils testent sur un </w:t>
+      </w:r>
+      <w:r>
+        <w:rPr>
+          <w:rStyle w:val="lev"/>
+          <w:lang w:val="fr-FR"/>
+        </w:rPr>
+        <w:t>projet réel</w:t>
+      </w:r>
+      <w:r>
+        <w:rPr>
+          <w:lang w:val="fr-FR"/>
+        </w:rPr>
+        <w:t xml:space="preserve"> : modélisation </w:t>
+      </w:r>
+      <w:r>
+        <w:rPr>
+          <w:rStyle w:val="lev"/>
+          <w:lang w:val="fr-FR"/>
+        </w:rPr>
+        <w:t>Revit</w:t>
+      </w:r>
+      <w:r>
+        <w:rPr>
+          <w:lang w:val="fr-FR"/>
+        </w:rPr>
+        <w:t xml:space="preserve">, planning </w:t>
+      </w:r>
+      <w:proofErr w:type="spellStart"/>
+      <w:r>
+        <w:rPr>
+          <w:rStyle w:val="lev"/>
+          <w:lang w:val="fr-FR"/>
+        </w:rPr>
+        <w:t>Primavera</w:t>
+      </w:r>
+      <w:proofErr w:type="spellEnd"/>
+      <w:r>
+        <w:rPr>
+          <w:rStyle w:val="lev"/>
+          <w:lang w:val="fr-FR"/>
+        </w:rPr>
+        <w:t xml:space="preserve"> P6</w:t>
+      </w:r>
+      <w:r>
+        <w:rPr>
+          <w:lang w:val="fr-FR"/>
+        </w:rPr>
+        <w:t xml:space="preserve"> exporté en </w:t>
+      </w:r>
+      <w:r>
+        <w:rPr>
+          <w:rStyle w:val="lev"/>
+          <w:lang w:val="fr-FR"/>
+        </w:rPr>
+        <w:lastRenderedPageBreak/>
+        <w:t>CSV</w:t>
+      </w:r>
+      <w:r>
+        <w:rPr>
+          <w:lang w:val="fr-FR"/>
+        </w:rPr>
+        <w:t xml:space="preserve">, liaison </w:t>
+      </w:r>
+      <w:r>
+        <w:rPr>
+          <w:rStyle w:val="lev"/>
+          <w:lang w:val="fr-FR"/>
+        </w:rPr>
+        <w:t>Navisworks</w:t>
+      </w:r>
+      <w:r>
+        <w:rPr>
+          <w:lang w:val="fr-FR"/>
+        </w:rPr>
+        <w:t xml:space="preserve">, </w:t>
+      </w:r>
+      <w:r>
+        <w:rPr>
+          <w:rStyle w:val="lev"/>
+          <w:lang w:val="fr-FR"/>
+        </w:rPr>
+        <w:t>plugin Revit API</w:t>
+      </w:r>
+      <w:r>
+        <w:rPr>
+          <w:lang w:val="fr-FR"/>
+        </w:rPr>
+        <w:t xml:space="preserve"> pour quantités/flux. </w:t>
+      </w:r>
+      <w:proofErr w:type="spellStart"/>
+      <w:r>
+        <w:rPr>
+          <w:rStyle w:val="lev"/>
+        </w:rPr>
+        <w:t>Convergence</w:t>
+      </w:r>
+      <w:proofErr w:type="spellEnd"/>
+      <w:r>
+        <w:t xml:space="preserve"> </w:t>
+      </w:r>
+      <w:proofErr w:type="spellStart"/>
+      <w:r>
+        <w:t>au</w:t>
+      </w:r>
+      <w:proofErr w:type="spellEnd"/>
+      <w:r>
+        <w:t xml:space="preserve"> </w:t>
+      </w:r>
+      <w:r>
+        <w:rPr>
+          <w:rStyle w:val="lev"/>
+        </w:rPr>
+        <w:t>12ᵉ</w:t>
+      </w:r>
+      <w:r>
+        <w:t xml:space="preserve"> </w:t>
+      </w:r>
+      <w:proofErr w:type="spellStart"/>
+      <w:r>
+        <w:t>génération</w:t>
+      </w:r>
+      <w:proofErr w:type="spellEnd"/>
+      <w:r>
+        <w:t xml:space="preserve"> (</w:t>
+      </w:r>
+      <w:proofErr w:type="spellStart"/>
+      <w:r>
+        <w:t>coût</w:t>
+      </w:r>
+      <w:proofErr w:type="spellEnd"/>
+      <w:r>
+        <w:t xml:space="preserve"> </w:t>
+      </w:r>
+      <w:proofErr w:type="spellStart"/>
+      <w:r>
+        <w:t>minimal</w:t>
+      </w:r>
+      <w:proofErr w:type="spellEnd"/>
+      <w:r>
+        <w:t>).</w:t>
+      </w:r>
+    </w:p>
+    <w:p>
+      <w:pPr>
+        <w:spacing w:after="0" w:line="240" w:lineRule="auto"/>
+        <w:rPr>
+          <w:lang w:val="fr-FR"/>
+        </w:rPr>
+      </w:pPr>
+    </w:p>
+    <w:p>
+      <w:pPr>
+        <w:spacing w:after="0" w:line="240" w:lineRule="auto"/>
+        <w:rPr>
+          <w:b/>
+          <w:bCs/>
+          <w:lang w:val="fr-FR"/>
+        </w:rPr>
+      </w:pPr>
+    </w:p>
+    <w:p>
+      <w:pPr>
+        <w:spacing w:after="0" w:line="240" w:lineRule="auto"/>
+        <w:rPr>
           <w:b/>
           <w:bCs/>
           <w:lang w:val="en-US"/>
+        </w:rPr>
+      </w:pPr>
+      <w:r>
+        <w:rPr>
+          <w:b/>
+          <w:bCs/>
+          <w:lang w:val="en-US"/>
+        </w:rPr>
+        <w:t>Contextual classification of building components using deep neural networks</w:t>
+      </w:r>
+    </w:p>
+    <w:p>
+      <w:pPr>
+        <w:spacing w:after="0" w:line="240" w:lineRule="auto"/>
+        <w:rPr>
+          <w:b/>
+          <w:bCs/>
+          <w:lang w:val="en-US"/>
+        </w:rPr>
+      </w:pPr>
+    </w:p>
+    <w:p>
+      <w:pPr>
+        <w:spacing w:after="0" w:line="240" w:lineRule="auto"/>
+        <w:rPr>
+          <w:lang w:val="fr-FR"/>
+        </w:rPr>
+      </w:pPr>
+      <w:r>
+        <w:rPr>
+          <w:lang w:val="fr-FR"/>
+        </w:rPr>
+        <w:t>Le BIM alimente de nombreux projets en informations détaillées sur les bâtiments, mais des erreurs de classification sémantique persistent</w:t>
+      </w:r>
+      <w:r>
+        <w:rPr>
+          <w:lang w:val="fr-FR"/>
+        </w:rPr>
+        <w:t xml:space="preserve"> avec par </w:t>
+      </w:r>
+      <w:r>
+        <w:rPr>
+          <w:lang w:val="fr-FR"/>
+        </w:rPr>
+        <w:t>ex</w:t>
+      </w:r>
+      <w:r>
+        <w:rPr>
+          <w:lang w:val="fr-FR"/>
+        </w:rPr>
+        <w:t xml:space="preserve">emple un </w:t>
+      </w:r>
+      <w:r>
+        <w:rPr>
+          <w:lang w:val="fr-FR"/>
+        </w:rPr>
+        <w:t xml:space="preserve">poteau pris pour une conduite, ce qui dégrade la qualité des modèles et l’interopérabilité. Pour traiter ce problème, l’auteur propose </w:t>
+      </w:r>
+      <w:proofErr w:type="spellStart"/>
+      <w:r>
+        <w:rPr>
+          <w:lang w:val="fr-FR"/>
+        </w:rPr>
+        <w:t>ContextNet</w:t>
+      </w:r>
+      <w:proofErr w:type="spellEnd"/>
+      <w:r>
+        <w:rPr>
+          <w:lang w:val="fr-FR"/>
+        </w:rPr>
+        <w:t xml:space="preserve">, un modèle </w:t>
+      </w:r>
+      <w:proofErr w:type="spellStart"/>
+      <w:r>
+        <w:rPr>
+          <w:lang w:val="fr-FR"/>
+        </w:rPr>
+        <w:t>deep</w:t>
+      </w:r>
+      <w:proofErr w:type="spellEnd"/>
+      <w:r>
+        <w:rPr>
+          <w:lang w:val="fr-FR"/>
+        </w:rPr>
+        <w:t xml:space="preserve"> </w:t>
+      </w:r>
+      <w:proofErr w:type="spellStart"/>
+      <w:r>
+        <w:rPr>
+          <w:lang w:val="fr-FR"/>
+        </w:rPr>
+        <w:t>learning</w:t>
+      </w:r>
+      <w:proofErr w:type="spellEnd"/>
+      <w:r>
+        <w:rPr>
+          <w:lang w:val="fr-FR"/>
+        </w:rPr>
+        <w:t xml:space="preserve"> qui classifie automatiquement les composants IFC à partir de nuages de points, en exploitant à la fois la géométrie de l’élément et son contexte spatial</w:t>
+      </w:r>
+      <w:r>
+        <w:rPr>
+          <w:lang w:val="fr-FR"/>
+        </w:rPr>
+        <w:t xml:space="preserve">, </w:t>
+      </w:r>
+      <w:r>
+        <w:rPr>
+          <w:lang w:val="fr-FR"/>
+        </w:rPr>
+        <w:t>afin de réduire ces confusions.</w:t>
+      </w:r>
+    </w:p>
+    <w:p>
+      <w:pPr>
+        <w:spacing w:after="0" w:line="240" w:lineRule="auto"/>
+        <w:rPr>
+          <w:lang w:val="fr-FR"/>
+        </w:rPr>
+      </w:pPr>
+    </w:p>
+    <w:p>
+      <w:pPr>
+        <w:spacing w:after="0" w:line="240" w:lineRule="auto"/>
+        <w:rPr>
+          <w:lang w:val="fr-FR"/>
+        </w:rPr>
+      </w:pPr>
+      <w:r>
+        <w:rPr>
+          <w:lang w:val="fr-FR"/>
+        </w:rPr>
+        <w:t>A relire !</w:t>
+      </w:r>
+    </w:p>
+    <w:p>
+      <w:pPr>
+        <w:pStyle w:val="NormalWeb"/>
+        <w:rPr>
+          <w:highlight w:val="yellow"/>
+          <w:lang w:val="fr-FR"/>
+        </w:rPr>
+      </w:pPr>
+      <w:r>
+        <w:rPr>
+          <w:highlight w:val="yellow"/>
+          <w:lang w:val="fr-FR"/>
+        </w:rPr>
+        <w:t>La méthodologie repose d’abord sur la préparation des données issues des modèles IFC. Chaque composant du bâtiment est converti en nuage de points, puis un voisinage pertinent est extrait autour de l’élément cible de manière à capturer l’environnement immédiat qui l’entoure. Cette préparation inclut un nettoyage visant à supprimer bruit et doublons, une normalisation géométrique pour homogénéiser les échelles et positions, ainsi qu’un équilibrage des classes complété, si nécessaire, par une légère augmentation des données afin d’améliorer la robustesse à la variabilité des scènes.</w:t>
+      </w:r>
+    </w:p>
+    <w:p>
+      <w:pPr>
+        <w:pStyle w:val="NormalWeb"/>
+        <w:rPr>
+          <w:highlight w:val="yellow"/>
+          <w:lang w:val="fr-FR"/>
+        </w:rPr>
+      </w:pPr>
+      <w:r>
+        <w:rPr>
+          <w:highlight w:val="yellow"/>
+          <w:lang w:val="fr-FR"/>
+        </w:rPr>
+        <w:t>Le cœur du dispositif consiste à présenter au réseau deux “vues” complémentaires d’un même cas : d’une part la forme intrinsèque de l’objet, représentée par son nuage de points propre, et d’autre part son contexte spatial, constitué des points des éléments voisins. L’intuition est que certaines classes restent ambiguës si l’on ne considère que la géométrie locale, alors que l’organisation spatiale et les relations de voisinage fournissent des indices discriminants supplémentaires. Le modèle apprend donc simultanément des caractéristiques de forme et des caractéristiques contextuelles avant de les combiner pour produire une prédiction de classe IFC.</w:t>
+      </w:r>
+    </w:p>
+    <w:p>
+      <w:pPr>
+        <w:pStyle w:val="NormalWeb"/>
+        <w:rPr>
+          <w:highlight w:val="yellow"/>
+          <w:lang w:val="fr-FR"/>
+        </w:rPr>
+      </w:pPr>
+      <w:r>
+        <w:rPr>
+          <w:highlight w:val="yellow"/>
+          <w:lang w:val="fr-FR"/>
+        </w:rPr>
+        <w:t xml:space="preserve">Sur le plan architectural, </w:t>
+      </w:r>
+      <w:proofErr w:type="spellStart"/>
+      <w:r>
+        <w:rPr>
+          <w:highlight w:val="yellow"/>
+          <w:lang w:val="fr-FR"/>
+        </w:rPr>
+        <w:t>ContextNet</w:t>
+      </w:r>
+      <w:proofErr w:type="spellEnd"/>
+      <w:r>
+        <w:rPr>
+          <w:highlight w:val="yellow"/>
+          <w:lang w:val="fr-FR"/>
+        </w:rPr>
+        <w:t xml:space="preserve"> s’appuie sur des réseaux de neurones conçus pour traiter des points 3D, capables d’agréger l’information d’un ensemble de points en des descripteurs compacts et informatifs. Une tête de classification consomme ensuite ces représentations fusionnées pour estimer la catégorie IFC la plus probable. L’entraînement est supervisé, fondé sur des jeux d’exemples étiquetés, avec une optimisation standard de la perte de classification jusqu’à stabilisation des performances.</w:t>
+      </w:r>
+    </w:p>
+    <w:p>
+      <w:pPr>
+        <w:pStyle w:val="NormalWeb"/>
+        <w:rPr>
+          <w:highlight w:val="yellow"/>
+          <w:lang w:val="fr-FR"/>
+        </w:rPr>
+      </w:pPr>
+      <w:r>
+        <w:rPr>
+          <w:highlight w:val="yellow"/>
+          <w:lang w:val="fr-FR"/>
+        </w:rPr>
+        <w:t>L’évaluation s’effectue en vérifiant la précision globale du modèle, la qualité par classe et la réduction des confusions typiques observées dans les matrices de confusion, notamment celles opposant poteaux et conduites. Au-delà des scores quantitatifs, l’intérêt opérationnel se mesure à la baisse des corrections manuelles en fin de chaîne et à la fiabilité accrue des maquettes lors des échanges interopérables, où les erreurs sémantiques ont un coût élevé.</w:t>
+      </w:r>
+    </w:p>
+    <w:p>
+      <w:pPr>
+        <w:pStyle w:val="NormalWeb"/>
+        <w:rPr>
+          <w:highlight w:val="yellow"/>
+          <w:lang w:val="fr-FR"/>
+        </w:rPr>
+      </w:pPr>
+      <w:r>
+        <w:rPr>
+          <w:highlight w:val="yellow"/>
+          <w:lang w:val="fr-FR"/>
+        </w:rPr>
+        <w:t xml:space="preserve">Les usages visés couvrent le contrôle qualité des modèles avant diffusion, l’enrichissement sémantique automatique en correction ou en complétion des étiquettes IFC, ainsi que la préparation des maquettes pour des analyses aval exigeantes en propreté sémantique, qu’il s’agisse de simulation énergétique, d’estimation de quantités ou de planification 4D. En </w:t>
+      </w:r>
+      <w:r>
+        <w:rPr>
+          <w:highlight w:val="yellow"/>
+          <w:lang w:val="fr-FR"/>
+        </w:rPr>
+        <w:lastRenderedPageBreak/>
+        <w:t xml:space="preserve">améliorant la cohérence des classes, </w:t>
+      </w:r>
+      <w:proofErr w:type="spellStart"/>
+      <w:r>
+        <w:rPr>
+          <w:highlight w:val="yellow"/>
+          <w:lang w:val="fr-FR"/>
+        </w:rPr>
+        <w:t>ContextNet</w:t>
+      </w:r>
+      <w:proofErr w:type="spellEnd"/>
+      <w:r>
+        <w:rPr>
+          <w:highlight w:val="yellow"/>
+          <w:lang w:val="fr-FR"/>
+        </w:rPr>
+        <w:t xml:space="preserve"> sécurise l’ensemble de ces processus et réduit les cycles d’itération.</w:t>
+      </w:r>
+    </w:p>
+    <w:p>
+      <w:pPr>
+        <w:pStyle w:val="NormalWeb"/>
+        <w:rPr>
+          <w:highlight w:val="yellow"/>
+          <w:lang w:val="fr-FR"/>
+        </w:rPr>
+      </w:pPr>
+      <w:r>
+        <w:rPr>
+          <w:highlight w:val="yellow"/>
+          <w:lang w:val="fr-FR"/>
+        </w:rPr>
+        <w:t>La démarche présente toutefois des limites. La performance dépend de la qualité et de la densité des nuages de points, de la représentativité des données d’entraînement et du choix d’un voisinage ni trop étroit ni trop large. Les classes rares peuvent rester difficiles à apprendre sans stratégies d’équilibrage adaptées ou apports de données supplémentaires. Des pistes d’amélioration consistent à sélectionner le contexte de façon adaptative en fonction de l’élément, à recourir à des régimes d’apprentissage semi-supervisés pour exploiter des corpus non étiquetés, et à mieux intégrer des informations relationnelles complémentaires.</w:t>
+      </w:r>
+    </w:p>
+    <w:p>
+      <w:pPr>
+        <w:pStyle w:val="NormalWeb"/>
+        <w:rPr>
+          <w:lang w:val="fr-FR"/>
+        </w:rPr>
+      </w:pPr>
+      <w:r>
+        <w:rPr>
+          <w:highlight w:val="yellow"/>
+          <w:lang w:val="fr-FR"/>
+        </w:rPr>
+        <w:t xml:space="preserve">En synthèse, l’apport de </w:t>
+      </w:r>
+      <w:proofErr w:type="spellStart"/>
+      <w:r>
+        <w:rPr>
+          <w:highlight w:val="yellow"/>
+          <w:lang w:val="fr-FR"/>
+        </w:rPr>
+        <w:t>ContextNet</w:t>
+      </w:r>
+      <w:proofErr w:type="spellEnd"/>
+      <w:r>
+        <w:rPr>
+          <w:highlight w:val="yellow"/>
+          <w:lang w:val="fr-FR"/>
+        </w:rPr>
+        <w:t xml:space="preserve"> tient à l’intégration explicite du contexte spatial avec la forme géométrique, ce qui permet de dépasser les approches centrées sur l’objet isolé et de réduire les ambiguïtés récurrentes dans les modèles BIM. La chaîne reste conceptuellement simple — conversion IFC en nuages, extraction du voisinage, apprentissage conjoint forme-contexte — et produit un gain tangible sur la qualité sémantique, condition clé pour des échanges fiables et des analyses </w:t>
+      </w:r>
+      <w:proofErr w:type="spellStart"/>
+      <w:r>
+        <w:rPr>
+          <w:highlight w:val="yellow"/>
+          <w:lang w:val="fr-FR"/>
+        </w:rPr>
+        <w:t>downstream</w:t>
+      </w:r>
+      <w:proofErr w:type="spellEnd"/>
+      <w:r>
+        <w:rPr>
+          <w:highlight w:val="yellow"/>
+          <w:lang w:val="fr-FR"/>
+        </w:rPr>
+        <w:t xml:space="preserve"> robustes.</w:t>
+      </w:r>
+    </w:p>
+    <w:p>
+      <w:pPr>
+        <w:spacing w:after="0" w:line="240" w:lineRule="auto"/>
+        <w:rPr>
+          <w:lang w:val="fr-FR"/>
         </w:rPr>
       </w:pPr>
     </w:p>
@@ -1975,6 +3590,92 @@
 <file path=word/numbering.xml><?xml version="1.0" encoding="utf-8"?>
 <w:numbering xmlns:wpc="http://schemas.microsoft.com/office/word/2010/wordprocessingCanvas" xmlns:cx="http://schemas.microsoft.com/office/drawing/2014/chartex" xmlns:cx1="http://schemas.microsoft.com/office/drawing/2015/9/8/chartex" xmlns:cx2="http://schemas.microsoft.com/office/drawing/2015/10/21/chartex" xmlns:cx3="http://schemas.microsoft.com/office/drawing/2016/5/9/chartex" xmlns:cx4="http://schemas.microsoft.com/office/drawing/2016/5/10/chartex" xmlns:cx5="http://schemas.microsoft.com/office/drawing/2016/5/11/chartex" xmlns:cx6="http://schemas.microsoft.com/office/drawing/2016/5/12/chartex" xmlns:cx7="http://schemas.microsoft.com/office/drawing/2016/5/13/chartex" xmlns:cx8="http://schemas.microsoft.com/office/drawing/2016/5/14/chartex" xmlns:mc="http://schemas.openxmlformats.org/markup-compatibility/2006" xmlns:aink="http://schemas.microsoft.com/office/drawing/2016/ink" xmlns:am3d="http://schemas.microsoft.com/office/drawing/2017/model3d" xmlns:o="urn:schemas-microsoft-com:office:office" xmlns:oel="http://schemas.microsoft.com/office/2019/extlst" xmlns:r="http://schemas.openxmlformats.org/officeDocument/2006/relationships" xmlns:m="http://schemas.openxmlformats.org/officeDocument/2006/math" xmlns:v="urn:schemas-microsoft-com:vml" xmlns:wp14="http://schemas.microsoft.com/office/word/2010/wordprocessingDrawing" xmlns:wp="http://schemas.openxmlformats.org/drawingml/2006/wordprocessingDrawing" xmlns:w10="urn:schemas-microsoft-com:office:word" xmlns:w="http://schemas.openxmlformats.org/wordprocessingml/2006/main" xmlns:w14="http://schemas.microsoft.com/office/word/2010/wordml" xmlns:w15="http://schemas.microsoft.com/office/word/2012/wordml" xmlns:w16cex="http://schemas.microsoft.com/office/word/2018/wordml/cex" xmlns:w16cid="http://schemas.microsoft.com/office/word/2016/wordml/cid" xmlns:w16="http://schemas.microsoft.com/office/word/2018/wordml" xmlns:w16du="http://schemas.microsoft.com/office/word/2023/wordml/word16du" xmlns:w16sdtdh="http://schemas.microsoft.com/office/word/2020/wordml/sdtdatahash" xmlns:w16sdtfl="http://schemas.microsoft.com/office/word/2024/wordml/sdtformatlock" xmlns:w16se="http://schemas.microsoft.com/office/word/2015/wordml/symex" xmlns:wpg="http://schemas.microsoft.com/office/word/2010/wordprocessingGroup" xmlns:wpi="http://schemas.microsoft.com/office/word/2010/wordprocessingInk" xmlns:wne="http://schemas.microsoft.com/office/word/2006/wordml" xmlns:wps="http://schemas.microsoft.com/office/word/2010/wordprocessingShape" mc:Ignorable="w14 w15 w16se w16cid w16 w16cex w16sdtdh w16sdtfl w16du wp14">
   <w:abstractNum w:abstractNumId="0" w15:restartNumberingAfterBreak="0">
+    <w:nsid w:val="02AE0C8D"/>
+    <w:multiLevelType w:val="hybridMultilevel"/>
+    <w:tmpl w:val="7076E5CA"/>
+    <w:lvl w:ilvl="0" w:tplc="2C0A000F">
+      <w:start w:val="1"/>
+      <w:numFmt w:val="decimal"/>
+      <w:lvlText w:val="%1."/>
+      <w:lvlJc w:val="left"/>
+      <w:pPr>
+        <w:ind w:left="720" w:hanging="360"/>
+      </w:pPr>
+    </w:lvl>
+    <w:lvl w:ilvl="1" w:tplc="2C0A0019" w:tentative="1">
+      <w:start w:val="1"/>
+      <w:numFmt w:val="lowerLetter"/>
+      <w:lvlText w:val="%2."/>
+      <w:lvlJc w:val="left"/>
+      <w:pPr>
+        <w:ind w:left="1440" w:hanging="360"/>
+      </w:pPr>
+    </w:lvl>
+    <w:lvl w:ilvl="2" w:tplc="2C0A001B" w:tentative="1">
+      <w:start w:val="1"/>
+      <w:numFmt w:val="lowerRoman"/>
+      <w:lvlText w:val="%3."/>
+      <w:lvlJc w:val="right"/>
+      <w:pPr>
+        <w:ind w:left="2160" w:hanging="180"/>
+      </w:pPr>
+    </w:lvl>
+    <w:lvl w:ilvl="3" w:tplc="2C0A000F" w:tentative="1">
+      <w:start w:val="1"/>
+      <w:numFmt w:val="decimal"/>
+      <w:lvlText w:val="%4."/>
+      <w:lvlJc w:val="left"/>
+      <w:pPr>
+        <w:ind w:left="2880" w:hanging="360"/>
+      </w:pPr>
+    </w:lvl>
+    <w:lvl w:ilvl="4" w:tplc="2C0A0019" w:tentative="1">
+      <w:start w:val="1"/>
+      <w:numFmt w:val="lowerLetter"/>
+      <w:lvlText w:val="%5."/>
+      <w:lvlJc w:val="left"/>
+      <w:pPr>
+        <w:ind w:left="3600" w:hanging="360"/>
+      </w:pPr>
+    </w:lvl>
+    <w:lvl w:ilvl="5" w:tplc="2C0A001B" w:tentative="1">
+      <w:start w:val="1"/>
+      <w:numFmt w:val="lowerRoman"/>
+      <w:lvlText w:val="%6."/>
+      <w:lvlJc w:val="right"/>
+      <w:pPr>
+        <w:ind w:left="4320" w:hanging="180"/>
+      </w:pPr>
+    </w:lvl>
+    <w:lvl w:ilvl="6" w:tplc="2C0A000F" w:tentative="1">
+      <w:start w:val="1"/>
+      <w:numFmt w:val="decimal"/>
+      <w:lvlText w:val="%7."/>
+      <w:lvlJc w:val="left"/>
+      <w:pPr>
+        <w:ind w:left="5040" w:hanging="360"/>
+      </w:pPr>
+    </w:lvl>
+    <w:lvl w:ilvl="7" w:tplc="2C0A0019" w:tentative="1">
+      <w:start w:val="1"/>
+      <w:numFmt w:val="lowerLetter"/>
+      <w:lvlText w:val="%8."/>
+      <w:lvlJc w:val="left"/>
+      <w:pPr>
+        <w:ind w:left="5760" w:hanging="360"/>
+      </w:pPr>
+    </w:lvl>
+    <w:lvl w:ilvl="8" w:tplc="2C0A001B" w:tentative="1">
+      <w:start w:val="1"/>
+      <w:numFmt w:val="lowerRoman"/>
+      <w:lvlText w:val="%9."/>
+      <w:lvlJc w:val="right"/>
+      <w:pPr>
+        <w:ind w:left="6480" w:hanging="180"/>
+      </w:pPr>
+    </w:lvl>
+  </w:abstractNum>
+  <w:abstractNum w:abstractNumId="1" w15:restartNumberingAfterBreak="0">
     <w:nsid w:val="12545EC5"/>
     <w:multiLevelType w:val="hybridMultilevel"/>
     <w:tmpl w:val="C674DEE8"/>
@@ -2087,7 +3788,7 @@
       </w:rPr>
     </w:lvl>
   </w:abstractNum>
-  <w:abstractNum w:abstractNumId="1" w15:restartNumberingAfterBreak="0">
+  <w:abstractNum w:abstractNumId="2" w15:restartNumberingAfterBreak="0">
     <w:nsid w:val="1C6504C8"/>
     <w:multiLevelType w:val="multilevel"/>
     <w:tmpl w:val="5AA4B1D6"/>
@@ -2200,7 +3901,7 @@
       </w:pPr>
     </w:lvl>
   </w:abstractNum>
-  <w:abstractNum w:abstractNumId="2" w15:restartNumberingAfterBreak="0">
+  <w:abstractNum w:abstractNumId="3" w15:restartNumberingAfterBreak="0">
     <w:nsid w:val="29CA5529"/>
     <w:multiLevelType w:val="hybridMultilevel"/>
     <w:tmpl w:val="A016D80E"/>
@@ -2313,7 +4014,7 @@
       </w:rPr>
     </w:lvl>
   </w:abstractNum>
-  <w:abstractNum w:abstractNumId="3" w15:restartNumberingAfterBreak="0">
+  <w:abstractNum w:abstractNumId="4" w15:restartNumberingAfterBreak="0">
     <w:nsid w:val="32B57E4C"/>
     <w:multiLevelType w:val="hybridMultilevel"/>
     <w:tmpl w:val="10AE5A52"/>
@@ -2426,7 +4127,7 @@
       </w:rPr>
     </w:lvl>
   </w:abstractNum>
-  <w:abstractNum w:abstractNumId="4" w15:restartNumberingAfterBreak="0">
+  <w:abstractNum w:abstractNumId="5" w15:restartNumberingAfterBreak="0">
     <w:nsid w:val="3D7A3946"/>
     <w:multiLevelType w:val="hybridMultilevel"/>
     <w:tmpl w:val="761A26C6"/>
@@ -2539,7 +4240,7 @@
       </w:rPr>
     </w:lvl>
   </w:abstractNum>
-  <w:abstractNum w:abstractNumId="5" w15:restartNumberingAfterBreak="0">
+  <w:abstractNum w:abstractNumId="6" w15:restartNumberingAfterBreak="0">
     <w:nsid w:val="43EB5031"/>
     <w:multiLevelType w:val="hybridMultilevel"/>
     <w:tmpl w:val="ACDCFF82"/>
@@ -2652,7 +4353,119 @@
       </w:rPr>
     </w:lvl>
   </w:abstractNum>
-  <w:abstractNum w:abstractNumId="6" w15:restartNumberingAfterBreak="0">
+  <w:abstractNum w:abstractNumId="7" w15:restartNumberingAfterBreak="0">
+    <w:nsid w:val="49101D17"/>
+    <w:multiLevelType w:val="hybridMultilevel"/>
+    <w:tmpl w:val="4AA29B48"/>
+    <w:lvl w:ilvl="0" w:tplc="71E6E942">
+      <w:numFmt w:val="bullet"/>
+      <w:lvlText w:val="-"/>
+      <w:lvlJc w:val="left"/>
+      <w:pPr>
+        <w:ind w:left="720" w:hanging="360"/>
+      </w:pPr>
+      <w:rPr>
+        <w:rFonts w:ascii="Times New Roman" w:eastAsiaTheme="minorHAnsi" w:hAnsi="Times New Roman" w:cs="Times New Roman" w:hint="default"/>
+      </w:rPr>
+    </w:lvl>
+    <w:lvl w:ilvl="1" w:tplc="2C0A0003" w:tentative="1">
+      <w:start w:val="1"/>
+      <w:numFmt w:val="bullet"/>
+      <w:lvlText w:val="o"/>
+      <w:lvlJc w:val="left"/>
+      <w:pPr>
+        <w:ind w:left="1440" w:hanging="360"/>
+      </w:pPr>
+      <w:rPr>
+        <w:rFonts w:ascii="Courier New" w:hAnsi="Courier New" w:cs="Courier New" w:hint="default"/>
+      </w:rPr>
+    </w:lvl>
+    <w:lvl w:ilvl="2" w:tplc="2C0A0005" w:tentative="1">
+      <w:start w:val="1"/>
+      <w:numFmt w:val="bullet"/>
+      <w:lvlText w:val=""/>
+      <w:lvlJc w:val="left"/>
+      <w:pPr>
+        <w:ind w:left="2160" w:hanging="360"/>
+      </w:pPr>
+      <w:rPr>
+        <w:rFonts w:ascii="Wingdings" w:hAnsi="Wingdings" w:hint="default"/>
+      </w:rPr>
+    </w:lvl>
+    <w:lvl w:ilvl="3" w:tplc="2C0A0001" w:tentative="1">
+      <w:start w:val="1"/>
+      <w:numFmt w:val="bullet"/>
+      <w:lvlText w:val=""/>
+      <w:lvlJc w:val="left"/>
+      <w:pPr>
+        <w:ind w:left="2880" w:hanging="360"/>
+      </w:pPr>
+      <w:rPr>
+        <w:rFonts w:ascii="Symbol" w:hAnsi="Symbol" w:hint="default"/>
+      </w:rPr>
+    </w:lvl>
+    <w:lvl w:ilvl="4" w:tplc="2C0A0003" w:tentative="1">
+      <w:start w:val="1"/>
+      <w:numFmt w:val="bullet"/>
+      <w:lvlText w:val="o"/>
+      <w:lvlJc w:val="left"/>
+      <w:pPr>
+        <w:ind w:left="3600" w:hanging="360"/>
+      </w:pPr>
+      <w:rPr>
+        <w:rFonts w:ascii="Courier New" w:hAnsi="Courier New" w:cs="Courier New" w:hint="default"/>
+      </w:rPr>
+    </w:lvl>
+    <w:lvl w:ilvl="5" w:tplc="2C0A0005" w:tentative="1">
+      <w:start w:val="1"/>
+      <w:numFmt w:val="bullet"/>
+      <w:lvlText w:val=""/>
+      <w:lvlJc w:val="left"/>
+      <w:pPr>
+        <w:ind w:left="4320" w:hanging="360"/>
+      </w:pPr>
+      <w:rPr>
+        <w:rFonts w:ascii="Wingdings" w:hAnsi="Wingdings" w:hint="default"/>
+      </w:rPr>
+    </w:lvl>
+    <w:lvl w:ilvl="6" w:tplc="2C0A0001" w:tentative="1">
+      <w:start w:val="1"/>
+      <w:numFmt w:val="bullet"/>
+      <w:lvlText w:val=""/>
+      <w:lvlJc w:val="left"/>
+      <w:pPr>
+        <w:ind w:left="5040" w:hanging="360"/>
+      </w:pPr>
+      <w:rPr>
+        <w:rFonts w:ascii="Symbol" w:hAnsi="Symbol" w:hint="default"/>
+      </w:rPr>
+    </w:lvl>
+    <w:lvl w:ilvl="7" w:tplc="2C0A0003" w:tentative="1">
+      <w:start w:val="1"/>
+      <w:numFmt w:val="bullet"/>
+      <w:lvlText w:val="o"/>
+      <w:lvlJc w:val="left"/>
+      <w:pPr>
+        <w:ind w:left="5760" w:hanging="360"/>
+      </w:pPr>
+      <w:rPr>
+        <w:rFonts w:ascii="Courier New" w:hAnsi="Courier New" w:cs="Courier New" w:hint="default"/>
+      </w:rPr>
+    </w:lvl>
+    <w:lvl w:ilvl="8" w:tplc="2C0A0005" w:tentative="1">
+      <w:start w:val="1"/>
+      <w:numFmt w:val="bullet"/>
+      <w:lvlText w:val=""/>
+      <w:lvlJc w:val="left"/>
+      <w:pPr>
+        <w:ind w:left="6480" w:hanging="360"/>
+      </w:pPr>
+      <w:rPr>
+        <w:rFonts w:ascii="Wingdings" w:hAnsi="Wingdings" w:hint="default"/>
+      </w:rPr>
+    </w:lvl>
+  </w:abstractNum>
+  <w:abstractNum w:abstractNumId="8" w15:restartNumberingAfterBreak="0">
     <w:nsid w:val="51753D3E"/>
     <w:multiLevelType w:val="hybridMultilevel"/>
     <w:tmpl w:val="47D0796C"/>
@@ -2765,7 +4578,7 @@
       </w:rPr>
     </w:lvl>
   </w:abstractNum>
-  <w:abstractNum w:abstractNumId="7" w15:restartNumberingAfterBreak="0">
+  <w:abstractNum w:abstractNumId="9" w15:restartNumberingAfterBreak="0">
     <w:nsid w:val="5A2346D6"/>
     <w:multiLevelType w:val="multilevel"/>
     <w:tmpl w:val="74708842"/>
@@ -2878,7 +4691,7 @@
       </w:pPr>
     </w:lvl>
   </w:abstractNum>
-  <w:abstractNum w:abstractNumId="8" w15:restartNumberingAfterBreak="0">
+  <w:abstractNum w:abstractNumId="10" w15:restartNumberingAfterBreak="0">
     <w:nsid w:val="6557116C"/>
     <w:multiLevelType w:val="hybridMultilevel"/>
     <w:tmpl w:val="D56AE0A2"/>
@@ -2968,7 +4781,7 @@
       </w:pPr>
     </w:lvl>
   </w:abstractNum>
-  <w:abstractNum w:abstractNumId="9" w15:restartNumberingAfterBreak="0">
+  <w:abstractNum w:abstractNumId="11" w15:restartNumberingAfterBreak="0">
     <w:nsid w:val="7CEB26BB"/>
     <w:multiLevelType w:val="hybridMultilevel"/>
     <w:tmpl w:val="2CB69DEE"/>
@@ -3058,34 +4871,40 @@
     </w:lvl>
   </w:abstractNum>
   <w:num w:numId="1" w16cid:durableId="1568956149">
+    <w:abstractNumId w:val="11"/>
+  </w:num>
+  <w:num w:numId="2" w16cid:durableId="48189166">
+    <w:abstractNumId w:val="5"/>
+  </w:num>
+  <w:num w:numId="3" w16cid:durableId="27721776">
+    <w:abstractNumId w:val="8"/>
+  </w:num>
+  <w:num w:numId="4" w16cid:durableId="2115396278">
+    <w:abstractNumId w:val="4"/>
+  </w:num>
+  <w:num w:numId="5" w16cid:durableId="197477822">
+    <w:abstractNumId w:val="6"/>
+  </w:num>
+  <w:num w:numId="6" w16cid:durableId="688990630">
+    <w:abstractNumId w:val="1"/>
+  </w:num>
+  <w:num w:numId="7" w16cid:durableId="576676017">
+    <w:abstractNumId w:val="3"/>
+  </w:num>
+  <w:num w:numId="8" w16cid:durableId="2022927068">
     <w:abstractNumId w:val="9"/>
   </w:num>
-  <w:num w:numId="2" w16cid:durableId="48189166">
-    <w:abstractNumId w:val="4"/>
+  <w:num w:numId="9" w16cid:durableId="807162723">
+    <w:abstractNumId w:val="10"/>
   </w:num>
-  <w:num w:numId="3" w16cid:durableId="27721776">
-    <w:abstractNumId w:val="6"/>
-  </w:num>
-  <w:num w:numId="4" w16cid:durableId="2115396278">
-    <w:abstractNumId w:val="3"/>
-  </w:num>
-  <w:num w:numId="5" w16cid:durableId="197477822">
-    <w:abstractNumId w:val="5"/>
-  </w:num>
-  <w:num w:numId="6" w16cid:durableId="688990630">
-    <w:abstractNumId w:val="0"/>
-  </w:num>
-  <w:num w:numId="7" w16cid:durableId="576676017">
+  <w:num w:numId="10" w16cid:durableId="1915042490">
     <w:abstractNumId w:val="2"/>
   </w:num>
-  <w:num w:numId="8" w16cid:durableId="2022927068">
+  <w:num w:numId="11" w16cid:durableId="522211995">
     <w:abstractNumId w:val="7"/>
   </w:num>
-  <w:num w:numId="9" w16cid:durableId="807162723">
-    <w:abstractNumId w:val="8"/>
-  </w:num>
-  <w:num w:numId="10" w16cid:durableId="1915042490">
-    <w:abstractNumId w:val="1"/>
+  <w:num w:numId="12" w16cid:durableId="1976447045">
+    <w:abstractNumId w:val="0"/>
   </w:num>
 </w:numbering>
 </file>
@@ -3490,7 +5309,10 @@
   <w:style w:type="paragraph" w:default="1" w:styleId="Normal">
     <w:name w:val="Normal"/>
     <w:qFormat/>
-    <w:rsid w:val="00C92441"/>
+    <w:rsid w:val="00246B0C"/>
+    <w:rPr>
+      <w:rFonts w:ascii="Times New Roman" w:hAnsi="Times New Roman"/>
+    </w:rPr>
   </w:style>
   <w:style w:type="paragraph" w:styleId="Titre1">
     <w:name w:val="heading 1"/>
@@ -3696,6 +5518,7 @@
   <w:style w:type="character" w:default="1" w:styleId="Policepardfaut">
     <w:name w:val="Default Paragraph Font"/>
     <w:uiPriority w:val="1"/>
+    <w:semiHidden/>
     <w:unhideWhenUsed/>
   </w:style>
   <w:style w:type="table" w:default="1" w:styleId="TableauNormal">
@@ -4066,10 +5889,39 @@
       <w:spacing w:before="100" w:beforeAutospacing="1" w:after="100" w:afterAutospacing="1" w:line="240" w:lineRule="auto"/>
     </w:pPr>
     <w:rPr>
-      <w:rFonts w:ascii="Times New Roman" w:eastAsia="Times New Roman" w:hAnsi="Times New Roman" w:cs="Times New Roman"/>
+      <w:rFonts w:eastAsia="Times New Roman" w:cs="Times New Roman"/>
       <w:kern w:val="0"/>
       <w:lang w:eastAsia="es-AR"/>
       <w14:ligatures w14:val="none"/>
+    </w:rPr>
+  </w:style>
+  <w:style w:type="character" w:customStyle="1" w:styleId="relative">
+    <w:name w:val="relative"/>
+    <w:basedOn w:val="Policepardfaut"/>
+    <w:rsid w:val="00BE7F49"/>
+  </w:style>
+  <w:style w:type="paragraph" w:customStyle="1" w:styleId="not-prose">
+    <w:name w:val="not-prose"/>
+    <w:basedOn w:val="Normal"/>
+    <w:rsid w:val="00BE7F49"/>
+    <w:pPr>
+      <w:spacing w:before="100" w:beforeAutospacing="1" w:after="100" w:afterAutospacing="1" w:line="240" w:lineRule="auto"/>
+    </w:pPr>
+    <w:rPr>
+      <w:rFonts w:eastAsia="Times New Roman" w:cs="Times New Roman"/>
+      <w:kern w:val="0"/>
+      <w:lang w:eastAsia="es-AR"/>
+      <w14:ligatures w14:val="none"/>
+    </w:rPr>
+  </w:style>
+  <w:style w:type="character" w:styleId="Textedelespacerserv">
+    <w:name w:val="Placeholder Text"/>
+    <w:basedOn w:val="Policepardfaut"/>
+    <w:uiPriority w:val="99"/>
+    <w:semiHidden/>
+    <w:rsid w:val="00E6482E"/>
+    <w:rPr>
+      <w:color w:val="666666"/>
     </w:rPr>
   </w:style>
 </w:styles>

--- a/Etat de l'art/EtatDeL'art/Les idées et  types.docx
+++ b/Etat de l'art/EtatDeL'art/Les idées et  types.docx
@@ -3283,31 +3283,7 @@
         <w:rPr>
           <w:lang w:val="fr-FR"/>
         </w:rPr>
-        <w:t>Le BIM alimente de nombreux projets en informations détaillées sur les bâtiments, mais des erreurs de classification sémantique persistent</w:t>
-      </w:r>
-      <w:r>
-        <w:rPr>
-          <w:lang w:val="fr-FR"/>
-        </w:rPr>
-        <w:t xml:space="preserve"> avec par </w:t>
-      </w:r>
-      <w:r>
-        <w:rPr>
-          <w:lang w:val="fr-FR"/>
-        </w:rPr>
-        <w:t>ex</w:t>
-      </w:r>
-      <w:r>
-        <w:rPr>
-          <w:lang w:val="fr-FR"/>
-        </w:rPr>
-        <w:t xml:space="preserve">emple un </w:t>
-      </w:r>
-      <w:r>
-        <w:rPr>
-          <w:lang w:val="fr-FR"/>
-        </w:rPr>
-        <w:t xml:space="preserve">poteau pris pour une conduite, ce qui dégrade la qualité des modèles et l’interopérabilité. Pour traiter ce problème, l’auteur propose </w:t>
+        <w:t xml:space="preserve">Le BIM alimente de nombreux projets en informations détaillées sur les bâtiments, mais des erreurs de classification sémantique persistent avec par exemple un poteau pris pour une conduite, ce qui dégrade la qualité des modèles et l’interopérabilité. Pour traiter ce problème, l’auteur propose </w:t>
       </w:r>
       <w:proofErr w:type="spellStart"/>
       <w:r>
@@ -3349,57 +3325,81 @@
         <w:rPr>
           <w:lang w:val="fr-FR"/>
         </w:rPr>
-        <w:t xml:space="preserve"> qui classifie automatiquement les composants IFC à partir de nuages de points, en exploitant à la fois la géométrie de l’élément et son contexte spatial</w:t>
-      </w:r>
-      <w:r>
-        <w:rPr>
-          <w:lang w:val="fr-FR"/>
-        </w:rPr>
-        <w:t xml:space="preserve">, </w:t>
-      </w:r>
-      <w:r>
-        <w:rPr>
-          <w:lang w:val="fr-FR"/>
-        </w:rPr>
-        <w:t>afin de réduire ces confusions.</w:t>
+        <w:t xml:space="preserve"> qui classifie automatiquement les composants IFC à partir de nuages de points, en exploitant à la fois la géométrie de l’élément et son contexte spatial, afin de réduire ces confusions.</w:t>
       </w:r>
     </w:p>
     <w:p>
       <w:pPr>
-        <w:spacing w:after="0" w:line="240" w:lineRule="auto"/>
-        <w:rPr>
-          <w:lang w:val="fr-FR"/>
-        </w:rPr>
-      </w:pPr>
+        <w:pStyle w:val="NormalWeb"/>
+        <w:rPr>
+          <w:lang w:val="fr-FR"/>
+        </w:rPr>
+      </w:pPr>
+      <w:r>
+        <w:rPr>
+          <w:lang w:val="fr-FR"/>
+        </w:rPr>
+        <w:t>La méthodologie repose d’abord sur la préparation des données issues des modèles IFC. Chaque composant du bâtiment est converti en nuage de points, puis un voisinage pertinent est extrait autour de l’élément cible de manière à capturer l’environnement immédiat. Cette préparation inclut un nettoyage visant à supprimer bruit et doublons, une normalisation géométrique pour homogénéiser les échelles et positions, ainsi qu’un équilibrage des classes complété, si nécessaire, par une légère augmentation des données afin d’améliorer la robustesse à la variabilité des scènes.</w:t>
+      </w:r>
     </w:p>
     <w:p>
       <w:pPr>
-        <w:spacing w:after="0" w:line="240" w:lineRule="auto"/>
-        <w:rPr>
-          <w:lang w:val="fr-FR"/>
-        </w:rPr>
-      </w:pPr>
-      <w:r>
-        <w:rPr>
-          <w:lang w:val="fr-FR"/>
-        </w:rPr>
-        <w:t>A relire !</w:t>
+        <w:pStyle w:val="NormalWeb"/>
+        <w:rPr>
+          <w:lang w:val="fr-FR"/>
+        </w:rPr>
+      </w:pPr>
+      <w:r>
+        <w:rPr>
+          <w:lang w:val="fr-FR"/>
+        </w:rPr>
+        <w:t>Le cœur du dispositif consiste à présenter au réseau deux “vues” complémentaires d’un même cas</w:t>
+      </w:r>
+      <w:r>
+        <w:rPr>
+          <w:lang w:val="fr-FR"/>
+        </w:rPr>
+        <w:t>,</w:t>
+      </w:r>
+      <w:r>
+        <w:rPr>
+          <w:lang w:val="fr-FR"/>
+        </w:rPr>
+        <w:t xml:space="preserve"> d’une part la forme de l’objet, représentée par son nuage de points, et d’autre part son contexte spatial, constitué des points des éléments voisins. L’intuition est que certaines classes restent ambiguës si l’on ne considère que la géométrie locale, alors que l’organisation spatiale et les relations de voisinage fournissent des indices discriminants supplémentaires. Le modèle apprend donc simultanément des caractéristiques de forme et des caractéristiques contextuelles avant de les combiner pour produire une prédiction de classe IFC.</w:t>
       </w:r>
     </w:p>
     <w:p>
       <w:pPr>
         <w:pStyle w:val="NormalWeb"/>
         <w:rPr>
-          <w:highlight w:val="yellow"/>
-          <w:lang w:val="fr-FR"/>
-        </w:rPr>
-      </w:pPr>
-      <w:r>
-        <w:rPr>
-          <w:highlight w:val="yellow"/>
-          <w:lang w:val="fr-FR"/>
-        </w:rPr>
-        <w:t>La méthodologie repose d’abord sur la préparation des données issues des modèles IFC. Chaque composant du bâtiment est converti en nuage de points, puis un voisinage pertinent est extrait autour de l’élément cible de manière à capturer l’environnement immédiat qui l’entoure. Cette préparation inclut un nettoyage visant à supprimer bruit et doublons, une normalisation géométrique pour homogénéiser les échelles et positions, ainsi qu’un équilibrage des classes complété, si nécessaire, par une légère augmentation des données afin d’améliorer la robustesse à la variabilité des scènes.</w:t>
+          <w:lang w:val="fr-FR"/>
+        </w:rPr>
+      </w:pPr>
+      <w:proofErr w:type="spellStart"/>
+      <w:r>
+        <w:rPr>
+          <w:lang w:val="fr-FR"/>
+        </w:rPr>
+        <w:t>ContextNet</w:t>
+      </w:r>
+      <w:proofErr w:type="spellEnd"/>
+      <w:r>
+        <w:rPr>
+          <w:lang w:val="fr-FR"/>
+        </w:rPr>
+        <w:t xml:space="preserve"> s’appuie sur des réseaux de neurones conçus pour traiter des points 3D</w:t>
+      </w:r>
+      <w:r>
+        <w:rPr>
+          <w:lang w:val="fr-FR"/>
+        </w:rPr>
+        <w:t xml:space="preserve">. </w:t>
+      </w:r>
+      <w:r>
+        <w:rPr>
+          <w:lang w:val="fr-FR"/>
+        </w:rPr>
+        <w:t>Le modèle extrait, à partir de ces points, des caractéristiques décrivant la forme et le contexte de chaque élément, qu’il combine ensuite pour produire une représentation globale. Cette représentation intégrée est transmise à une couche de classification chargée d’identifier la catégorie IFC correspondante. L’apprentissage s’effectue de manière supervisée à partir d’exemples annotés, en ajustant progressivement les paramètres du réseau jusqu’à obtenir une stabilité des performances.</w:t>
       </w:r>
     </w:p>
     <w:p>
@@ -3415,142 +3415,88 @@
           <w:highlight w:val="yellow"/>
           <w:lang w:val="fr-FR"/>
         </w:rPr>
-        <w:t>Le cœur du dispositif consiste à présenter au réseau deux “vues” complémentaires d’un même cas : d’une part la forme intrinsèque de l’objet, représentée par son nuage de points propre, et d’autre part son contexte spatial, constitué des points des éléments voisins. L’intuition est que certaines classes restent ambiguës si l’on ne considère que la géométrie locale, alors que l’organisation spatiale et les relations de voisinage fournissent des indices discriminants supplémentaires. Le modèle apprend donc simultanément des caractéristiques de forme et des caractéristiques contextuelles avant de les combiner pour produire une prédiction de classe IFC.</w:t>
+        <w:t>La démarche présente toutefois des limites. La performance dépend de la qualité et de la densité des nuages de points, de la représentativité des données d’entraînement et du choix d’un voisinage ni trop étroit ni trop large. Les classes rares peuvent rester difficiles à apprendre sans stratégies d’équilibrage adaptées ou apports de données supplémentaires. Des pistes d’amélioration consistent à sélectionner le contexte de façon adaptative en fonction de l’élément, à recourir à des régimes d’apprentissage semi-supervisés pour exploiter des corpus non étiquetés, et à mieux intégrer des informations relationnelles complémentaires.</w:t>
       </w:r>
     </w:p>
     <w:p>
       <w:pPr>
         <w:pStyle w:val="NormalWeb"/>
         <w:rPr>
+          <w:lang w:val="fr-FR"/>
+        </w:rPr>
+      </w:pPr>
+      <w:r>
+        <w:rPr>
           <w:highlight w:val="yellow"/>
           <w:lang w:val="fr-FR"/>
         </w:rPr>
-      </w:pPr>
+        <w:t xml:space="preserve">En synthèse, </w:t>
+      </w:r>
+      <w:proofErr w:type="spellStart"/>
       <w:r>
         <w:rPr>
           <w:highlight w:val="yellow"/>
           <w:lang w:val="fr-FR"/>
         </w:rPr>
-        <w:t xml:space="preserve">Sur le plan architectural, </w:t>
-      </w:r>
-      <w:proofErr w:type="spellStart"/>
+        <w:t>ContextNet</w:t>
+      </w:r>
+      <w:proofErr w:type="spellEnd"/>
       <w:r>
         <w:rPr>
           <w:highlight w:val="yellow"/>
           <w:lang w:val="fr-FR"/>
         </w:rPr>
-        <w:t>ContextNet</w:t>
-      </w:r>
-      <w:proofErr w:type="spellEnd"/>
+        <w:t xml:space="preserve"> </w:t>
+      </w:r>
       <w:r>
         <w:rPr>
           <w:highlight w:val="yellow"/>
           <w:lang w:val="fr-FR"/>
         </w:rPr>
-        <w:t xml:space="preserve"> s’appuie sur des réseaux de neurones conçus pour traiter des points 3D, capables d’agréger l’information d’un ensemble de points en des descripteurs compacts et informatifs. Une tête de classification consomme ensuite ces représentations fusionnées pour estimer la catégorie IFC la plus probable. L’entraînement est supervisé, fondé sur des jeux d’exemples étiquetés, avec une optimisation standard de la perte de classification jusqu’à stabilisation des performances.</w:t>
-      </w:r>
-    </w:p>
-    <w:p>
-      <w:pPr>
-        <w:pStyle w:val="NormalWeb"/>
+        <w:t>rajoute</w:t>
+      </w:r>
+      <w:r>
         <w:rPr>
           <w:highlight w:val="yellow"/>
           <w:lang w:val="fr-FR"/>
         </w:rPr>
-      </w:pPr>
+        <w:t xml:space="preserve"> l’intégration du contexte spatial avec la forme géométrique, ce qui permet de dépasser les approches centrées sur l’objet isolé et de réduire les ambiguïtés récurrentes dans les modèles BIM. La chaîne reste conceptuellement simple</w:t>
+      </w:r>
       <w:r>
         <w:rPr>
           <w:highlight w:val="yellow"/>
           <w:lang w:val="fr-FR"/>
         </w:rPr>
-        <w:t>L’évaluation s’effectue en vérifiant la précision globale du modèle, la qualité par classe et la réduction des confusions typiques observées dans les matrices de confusion, notamment celles opposant poteaux et conduites. Au-delà des scores quantitatifs, l’intérêt opérationnel se mesure à la baisse des corrections manuelles en fin de chaîne et à la fiabilité accrue des maquettes lors des échanges interopérables, où les erreurs sémantiques ont un coût élevé.</w:t>
-      </w:r>
-    </w:p>
-    <w:p>
-      <w:pPr>
-        <w:pStyle w:val="NormalWeb"/>
+        <w:t>,</w:t>
+      </w:r>
+      <w:r>
         <w:rPr>
           <w:highlight w:val="yellow"/>
           <w:lang w:val="fr-FR"/>
         </w:rPr>
-      </w:pPr>
+        <w:t xml:space="preserve"> conversion IFC en nuages, extraction du voisinage, apprentissage conjoint forme-contexte</w:t>
+      </w:r>
       <w:r>
         <w:rPr>
           <w:highlight w:val="yellow"/>
           <w:lang w:val="fr-FR"/>
         </w:rPr>
-        <w:t xml:space="preserve">Les usages visés couvrent le contrôle qualité des modèles avant diffusion, l’enrichissement sémantique automatique en correction ou en complétion des étiquettes IFC, ainsi que la préparation des maquettes pour des analyses aval exigeantes en propreté sémantique, qu’il s’agisse de simulation énergétique, d’estimation de quantités ou de planification 4D. En </w:t>
+        <w:t xml:space="preserve">, </w:t>
       </w:r>
       <w:r>
         <w:rPr>
           <w:highlight w:val="yellow"/>
           <w:lang w:val="fr-FR"/>
         </w:rPr>
+        <w:t xml:space="preserve">et produit un gain </w:t>
+      </w:r>
+      <w:r>
+        <w:rPr>
+          <w:highlight w:val="yellow"/>
+          <w:lang w:val="fr-FR"/>
+        </w:rPr>
         <w:lastRenderedPageBreak/>
-        <w:t xml:space="preserve">améliorant la cohérence des classes, </w:t>
-      </w:r>
-      <w:proofErr w:type="spellStart"/>
-      <w:r>
-        <w:rPr>
-          <w:highlight w:val="yellow"/>
-          <w:lang w:val="fr-FR"/>
-        </w:rPr>
-        <w:t>ContextNet</w:t>
-      </w:r>
-      <w:proofErr w:type="spellEnd"/>
-      <w:r>
-        <w:rPr>
-          <w:highlight w:val="yellow"/>
-          <w:lang w:val="fr-FR"/>
-        </w:rPr>
-        <w:t xml:space="preserve"> sécurise l’ensemble de ces processus et réduit les cycles d’itération.</w:t>
-      </w:r>
-    </w:p>
-    <w:p>
-      <w:pPr>
-        <w:pStyle w:val="NormalWeb"/>
-        <w:rPr>
-          <w:highlight w:val="yellow"/>
-          <w:lang w:val="fr-FR"/>
-        </w:rPr>
-      </w:pPr>
-      <w:r>
-        <w:rPr>
-          <w:highlight w:val="yellow"/>
-          <w:lang w:val="fr-FR"/>
-        </w:rPr>
-        <w:t>La démarche présente toutefois des limites. La performance dépend de la qualité et de la densité des nuages de points, de la représentativité des données d’entraînement et du choix d’un voisinage ni trop étroit ni trop large. Les classes rares peuvent rester difficiles à apprendre sans stratégies d’équilibrage adaptées ou apports de données supplémentaires. Des pistes d’amélioration consistent à sélectionner le contexte de façon adaptative en fonction de l’élément, à recourir à des régimes d’apprentissage semi-supervisés pour exploiter des corpus non étiquetés, et à mieux intégrer des informations relationnelles complémentaires.</w:t>
-      </w:r>
-    </w:p>
-    <w:p>
-      <w:pPr>
-        <w:pStyle w:val="NormalWeb"/>
-        <w:rPr>
-          <w:lang w:val="fr-FR"/>
-        </w:rPr>
-      </w:pPr>
-      <w:r>
-        <w:rPr>
-          <w:highlight w:val="yellow"/>
-          <w:lang w:val="fr-FR"/>
-        </w:rPr>
-        <w:t xml:space="preserve">En synthèse, l’apport de </w:t>
-      </w:r>
-      <w:proofErr w:type="spellStart"/>
-      <w:r>
-        <w:rPr>
-          <w:highlight w:val="yellow"/>
-          <w:lang w:val="fr-FR"/>
-        </w:rPr>
-        <w:t>ContextNet</w:t>
-      </w:r>
-      <w:proofErr w:type="spellEnd"/>
-      <w:r>
-        <w:rPr>
-          <w:highlight w:val="yellow"/>
-          <w:lang w:val="fr-FR"/>
-        </w:rPr>
-        <w:t xml:space="preserve"> tient à l’intégration explicite du contexte spatial avec la forme géométrique, ce qui permet de dépasser les approches centrées sur l’objet isolé et de réduire les ambiguïtés récurrentes dans les modèles BIM. La chaîne reste conceptuellement simple — conversion IFC en nuages, extraction du voisinage, apprentissage conjoint forme-contexte — et produit un gain tangible sur la qualité sémantique, condition clé pour des échanges fiables et des analyses </w:t>
+        <w:t xml:space="preserve">tangible sur la qualité sémantique, condition clé pour des échanges fiables et des analyses </w:t>
       </w:r>
       <w:proofErr w:type="spellStart"/>
       <w:r>
@@ -5518,7 +5464,6 @@
   <w:style w:type="character" w:default="1" w:styleId="Policepardfaut">
     <w:name w:val="Default Paragraph Font"/>
     <w:uiPriority w:val="1"/>
-    <w:semiHidden/>
     <w:unhideWhenUsed/>
   </w:style>
   <w:style w:type="table" w:default="1" w:styleId="TableauNormal">
